--- a/public/2026/seq05/FICHE_S5-A02_CroquisCote_4eme.docx
+++ b/public/2026/seq05/FICHE_S5-A02_CroquisCote_4eme.docx
@@ -279,7 +279,7 @@
     </w:tbl>
     <w:p>
       <w:pPr>
-        <w:spacing w:after="60"/>
+        <w:spacing w:after="96"/>
       </w:pPr>
     </w:p>
     <w:tbl>
@@ -329,8 +329,8 @@
                 <w:bCs w:val="false"/>
                 <w:i w:val="false"/>
                 <w:iCs w:val="false"/>
-                <w:sz w:val="16"/>
-                <w:szCs w:val="16"/>
+                <w:sz w:val="24"/>
+                <w:szCs w:val="24"/>
               </w:rPr>
               <w:t xml:space="preserve">NOM : </w:t>
             </w:r>
@@ -364,8 +364,8 @@
                 <w:bCs w:val="false"/>
                 <w:i w:val="false"/>
                 <w:iCs w:val="false"/>
-                <w:sz w:val="16"/>
-                <w:szCs w:val="16"/>
+                <w:sz w:val="24"/>
+                <w:szCs w:val="24"/>
               </w:rPr>
               <w:t xml:space="preserve">PRÉNOM : </w:t>
             </w:r>
@@ -399,8 +399,8 @@
                 <w:bCs w:val="false"/>
                 <w:i w:val="false"/>
                 <w:iCs w:val="false"/>
-                <w:sz w:val="16"/>
-                <w:szCs w:val="16"/>
+                <w:sz w:val="24"/>
+                <w:szCs w:val="24"/>
               </w:rPr>
               <w:t xml:space="preserve">CLASSE : </w:t>
             </w:r>
@@ -434,10 +434,588 @@
                 <w:bCs w:val="false"/>
                 <w:i w:val="false"/>
                 <w:iCs w:val="false"/>
-                <w:sz w:val="16"/>
-                <w:szCs w:val="16"/>
+                <w:sz w:val="24"/>
+                <w:szCs w:val="24"/>
               </w:rPr>
               <w:t xml:space="preserve">MAISON : </w:t>
+            </w:r>
+          </w:p>
+        </w:tc>
+      </w:tr>
+    </w:tbl>
+    <w:p>
+      <w:pPr>
+        <w:spacing w:after="128"/>
+      </w:pPr>
+    </w:p>
+    <w:tbl>
+      <w:tblPr>
+        <w:tblW w:type="dxa" w:w="9360"/>
+        <w:tblBorders>
+          <w:top w:val="single" w:color="auto" w:sz="4"/>
+          <w:left w:val="single" w:color="auto" w:sz="4"/>
+          <w:bottom w:val="single" w:color="auto" w:sz="4"/>
+          <w:right w:val="single" w:color="auto" w:sz="4"/>
+          <w:insideH w:val="single" w:color="auto" w:sz="4"/>
+          <w:insideV w:val="single" w:color="auto" w:sz="4"/>
+        </w:tblBorders>
+      </w:tblPr>
+      <w:tblGrid>
+        <w:gridCol w:w="9360"/>
+      </w:tblGrid>
+      <w:tr>
+        <w:tc>
+          <w:tcPr>
+            <w:tcW w:type="dxa" w:w="9360"/>
+            <w:tcBorders>
+              <w:top w:val="single" w:color="000000" w:sz="6"/>
+              <w:left w:val="single" w:color="000000" w:sz="6"/>
+              <w:bottom w:val="single" w:color="000000" w:sz="6"/>
+              <w:right w:val="single" w:color="000000" w:sz="6"/>
+            </w:tcBorders>
+            <w:shd w:fill="D9D9D9" w:val="clear"/>
+            <w:tcMar>
+              <w:top w:type="dxa" w:w="40"/>
+              <w:left w:type="dxa" w:w="80"/>
+              <w:bottom w:type="dxa" w:w="40"/>
+              <w:right w:type="dxa" w:w="80"/>
+            </w:tcMar>
+            <w:vAlign w:val="center"/>
+          </w:tcPr>
+          <w:p>
+            <w:pPr>
+              <w:spacing w:after="0"/>
+              <w:jc w:val="center"/>
+            </w:pPr>
+            <w:r>
+              <w:rPr>
+                <w:rFonts w:ascii="Arial" w:cs="Arial" w:eastAsia="Arial" w:hAnsi="Arial"/>
+                <w:b/>
+                <w:bCs/>
+                <w:i w:val="false"/>
+                <w:iCs w:val="false"/>
+                <w:sz w:val="32"/>
+                <w:szCs w:val="32"/>
+              </w:rPr>
+              <w:t xml:space="preserve">CROQUIS COTÉ ET PERSPECTIVE</w:t>
+            </w:r>
+          </w:p>
+        </w:tc>
+      </w:tr>
+    </w:tbl>
+    <w:p>
+      <w:pPr>
+        <w:spacing w:after="128"/>
+      </w:pPr>
+    </w:p>
+    <w:tbl>
+      <w:tblPr>
+        <w:tblW w:type="dxa" w:w="9360"/>
+        <w:tblBorders>
+          <w:top w:val="single" w:color="auto" w:sz="4"/>
+          <w:left w:val="single" w:color="auto" w:sz="4"/>
+          <w:bottom w:val="single" w:color="auto" w:sz="4"/>
+          <w:right w:val="single" w:color="auto" w:sz="4"/>
+          <w:insideH w:val="single" w:color="auto" w:sz="4"/>
+          <w:insideV w:val="single" w:color="auto" w:sz="4"/>
+        </w:tblBorders>
+      </w:tblPr>
+      <w:tblGrid>
+        <w:gridCol w:w="9360"/>
+      </w:tblGrid>
+      <w:tr>
+        <w:tc>
+          <w:tcPr>
+            <w:tcW w:type="dxa" w:w="9360"/>
+            <w:tcBorders>
+              <w:top w:val="single" w:color="000000" w:sz="6"/>
+              <w:left w:val="single" w:color="000000" w:sz="6"/>
+              <w:bottom w:val="single" w:color="000000" w:sz="6"/>
+              <w:right w:val="single" w:color="000000" w:sz="6"/>
+            </w:tcBorders>
+            <w:tcMar>
+              <w:top w:type="dxa" w:w="100"/>
+              <w:left w:type="dxa" w:w="120"/>
+              <w:bottom w:type="dxa" w:w="100"/>
+              <w:right w:type="dxa" w:w="120"/>
+            </w:tcMar>
+            <w:vAlign w:val="center"/>
+          </w:tcPr>
+          <w:p>
+            <w:pPr>
+              <w:spacing w:after="96"/>
+            </w:pPr>
+            <w:r>
+              <w:rPr>
+                <w:rFonts w:ascii="Arial" w:cs="Arial" w:eastAsia="Arial" w:hAnsi="Arial"/>
+                <w:b w:val="false"/>
+                <w:bCs w:val="false"/>
+                <w:i w:val="false"/>
+                <w:iCs w:val="false"/>
+                <w:sz w:val="24"/>
+                <w:szCs w:val="24"/>
+              </w:rPr>
+              <w:t xml:space="preserve">Ton idée est dans ta tête… mais le bureau d'études ne lit pas dans les pensées ! Le croquis coté est le langage universel entre celui qui imagine et celui qui fabrique.</w:t>
+            </w:r>
+          </w:p>
+          <w:p>
+            <w:pPr>
+              <w:spacing w:after="0"/>
+            </w:pPr>
+            <w:r>
+              <w:rPr>
+                <w:rFonts w:ascii="Arial" w:cs="Arial" w:eastAsia="Arial" w:hAnsi="Arial"/>
+                <w:b/>
+                <w:bCs/>
+                <w:i/>
+                <w:iCs/>
+                <w:sz w:val="24"/>
+                <w:szCs w:val="24"/>
+              </w:rPr>
+              <w:t xml:space="preserve">❓ Comment représenter une solution pour qu'un autre puisse la fabriquer ?</w:t>
+            </w:r>
+          </w:p>
+        </w:tc>
+      </w:tr>
+    </w:tbl>
+    <w:p>
+      <w:pPr>
+        <w:spacing w:after="128"/>
+      </w:pPr>
+    </w:p>
+    <w:tbl>
+      <w:tblPr>
+        <w:tblW w:type="dxa" w:w="9360"/>
+        <w:tblBorders>
+          <w:top w:val="single" w:color="auto" w:sz="4"/>
+          <w:left w:val="single" w:color="auto" w:sz="4"/>
+          <w:bottom w:val="single" w:color="auto" w:sz="4"/>
+          <w:right w:val="single" w:color="auto" w:sz="4"/>
+          <w:insideH w:val="single" w:color="auto" w:sz="4"/>
+          <w:insideV w:val="single" w:color="auto" w:sz="4"/>
+        </w:tblBorders>
+      </w:tblPr>
+      <w:tblGrid>
+        <w:gridCol w:w="9360"/>
+      </w:tblGrid>
+      <w:tr>
+        <w:tc>
+          <w:tcPr>
+            <w:tcW w:type="dxa" w:w="9360"/>
+            <w:tcBorders>
+              <w:top w:val="single" w:color="000000" w:sz="6"/>
+              <w:left w:val="single" w:color="000000" w:sz="6"/>
+              <w:bottom w:val="single" w:color="000000" w:sz="6"/>
+              <w:right w:val="single" w:color="000000" w:sz="6"/>
+            </w:tcBorders>
+            <w:shd w:fill="F2F2F2" w:val="clear"/>
+            <w:tcMar>
+              <w:top w:type="dxa" w:w="40"/>
+              <w:left w:type="dxa" w:w="80"/>
+              <w:bottom w:type="dxa" w:w="40"/>
+              <w:right w:type="dxa" w:w="80"/>
+            </w:tcMar>
+            <w:vAlign w:val="center"/>
+          </w:tcPr>
+          <w:p>
+            <w:pPr>
+              <w:spacing w:after="0"/>
+            </w:pPr>
+            <w:r>
+              <w:rPr>
+                <w:rFonts w:ascii="Arial" w:cs="Arial" w:eastAsia="Arial" w:hAnsi="Arial"/>
+                <w:b/>
+                <w:bCs/>
+                <w:i w:val="false"/>
+                <w:iCs w:val="false"/>
+                <w:sz w:val="26"/>
+                <w:szCs w:val="26"/>
+              </w:rPr>
+              <w:t xml:space="preserve">PARTIE 1 — Les règles du croquis coté  (exemple annoté projeté)</w:t>
+            </w:r>
+          </w:p>
+        </w:tc>
+      </w:tr>
+    </w:tbl>
+    <w:p>
+      <w:pPr>
+        <w:spacing w:after="64"/>
+      </w:pPr>
+    </w:p>
+    <w:tbl>
+      <w:tblPr>
+        <w:tblW w:type="dxa" w:w="9360"/>
+        <w:tblBorders>
+          <w:top w:val="single" w:color="auto" w:sz="4"/>
+          <w:left w:val="single" w:color="auto" w:sz="4"/>
+          <w:bottom w:val="single" w:color="auto" w:sz="4"/>
+          <w:right w:val="single" w:color="auto" w:sz="4"/>
+          <w:insideH w:val="single" w:color="auto" w:sz="4"/>
+          <w:insideV w:val="single" w:color="auto" w:sz="4"/>
+        </w:tblBorders>
+      </w:tblPr>
+      <w:tblGrid>
+        <w:gridCol w:w="4200"/>
+        <w:gridCol w:w="5160"/>
+      </w:tblGrid>
+      <w:tr>
+        <w:tc>
+          <w:tcPr>
+            <w:tcW w:type="dxa" w:w="4200"/>
+            <w:tcBorders>
+              <w:top w:val="single" w:color="000000" w:sz="6"/>
+              <w:left w:val="single" w:color="000000" w:sz="6"/>
+              <w:bottom w:val="single" w:color="000000" w:sz="6"/>
+              <w:right w:val="single" w:color="000000" w:sz="6"/>
+            </w:tcBorders>
+            <w:shd w:fill="D9D9D9" w:val="clear"/>
+            <w:tcMar>
+              <w:top w:type="dxa" w:w="40"/>
+              <w:left w:type="dxa" w:w="80"/>
+              <w:bottom w:type="dxa" w:w="40"/>
+              <w:right w:type="dxa" w:w="80"/>
+            </w:tcMar>
+            <w:vAlign w:val="center"/>
+          </w:tcPr>
+          <w:p>
+            <w:pPr>
+              <w:spacing w:after="0"/>
+            </w:pPr>
+            <w:r>
+              <w:rPr>
+                <w:rFonts w:ascii="Arial" w:cs="Arial" w:eastAsia="Arial" w:hAnsi="Arial"/>
+                <w:b/>
+                <w:bCs/>
+                <w:i w:val="false"/>
+                <w:iCs w:val="false"/>
+                <w:sz w:val="24"/>
+                <w:szCs w:val="24"/>
+              </w:rPr>
+              <w:t xml:space="preserve">Règle</w:t>
+            </w:r>
+          </w:p>
+        </w:tc>
+        <w:tc>
+          <w:tcPr>
+            <w:tcW w:type="dxa" w:w="5160"/>
+            <w:tcBorders>
+              <w:top w:val="single" w:color="000000" w:sz="6"/>
+              <w:left w:val="single" w:color="000000" w:sz="6"/>
+              <w:bottom w:val="single" w:color="000000" w:sz="6"/>
+              <w:right w:val="single" w:color="000000" w:sz="6"/>
+            </w:tcBorders>
+            <w:shd w:fill="D9D9D9" w:val="clear"/>
+            <w:tcMar>
+              <w:top w:type="dxa" w:w="40"/>
+              <w:left w:type="dxa" w:w="80"/>
+              <w:bottom w:type="dxa" w:w="40"/>
+              <w:right w:type="dxa" w:w="80"/>
+            </w:tcMar>
+            <w:vAlign w:val="center"/>
+          </w:tcPr>
+          <w:p>
+            <w:pPr>
+              <w:spacing w:after="0"/>
+            </w:pPr>
+            <w:r>
+              <w:rPr>
+                <w:rFonts w:ascii="Arial" w:cs="Arial" w:eastAsia="Arial" w:hAnsi="Arial"/>
+                <w:b/>
+                <w:bCs/>
+                <w:i w:val="false"/>
+                <w:iCs w:val="false"/>
+                <w:sz w:val="24"/>
+                <w:szCs w:val="24"/>
+              </w:rPr>
+              <w:t xml:space="preserve">À retenir</w:t>
+            </w:r>
+          </w:p>
+        </w:tc>
+      </w:tr>
+      <w:tr>
+        <w:tc>
+          <w:tcPr>
+            <w:tcW w:type="dxa" w:w="4200"/>
+            <w:tcBorders>
+              <w:top w:val="single" w:color="000000" w:sz="6"/>
+              <w:left w:val="single" w:color="000000" w:sz="6"/>
+              <w:bottom w:val="single" w:color="000000" w:sz="6"/>
+              <w:right w:val="single" w:color="000000" w:sz="6"/>
+            </w:tcBorders>
+            <w:tcMar>
+              <w:top w:type="dxa" w:w="40"/>
+              <w:left w:type="dxa" w:w="80"/>
+              <w:bottom w:type="dxa" w:w="40"/>
+              <w:right w:type="dxa" w:w="80"/>
+            </w:tcMar>
+            <w:vAlign w:val="center"/>
+          </w:tcPr>
+          <w:p>
+            <w:pPr>
+              <w:spacing w:after="0"/>
+            </w:pPr>
+            <w:r>
+              <w:rPr>
+                <w:rFonts w:ascii="Arial" w:cs="Arial" w:eastAsia="Arial" w:hAnsi="Arial"/>
+                <w:b w:val="false"/>
+                <w:bCs w:val="false"/>
+                <w:i w:val="false"/>
+                <w:iCs w:val="false"/>
+                <w:sz w:val="24"/>
+                <w:szCs w:val="24"/>
+              </w:rPr>
+              <w:t xml:space="preserve">Les cotes s'écrivent en</w:t>
+            </w:r>
+          </w:p>
+        </w:tc>
+        <w:tc>
+          <w:tcPr>
+            <w:tcW w:type="dxa" w:w="5160"/>
+            <w:tcBorders>
+              <w:top w:val="single" w:color="000000" w:sz="6"/>
+              <w:left w:val="single" w:color="000000" w:sz="6"/>
+              <w:bottom w:val="single" w:color="000000" w:sz="6"/>
+              <w:right w:val="single" w:color="000000" w:sz="6"/>
+            </w:tcBorders>
+            <w:tcMar>
+              <w:top w:type="dxa" w:w="40"/>
+              <w:left w:type="dxa" w:w="80"/>
+              <w:bottom w:type="dxa" w:w="40"/>
+              <w:right w:type="dxa" w:w="80"/>
+            </w:tcMar>
+            <w:vAlign w:val="center"/>
+          </w:tcPr>
+          <w:p>
+            <w:pPr>
+              <w:spacing w:after="0"/>
+            </w:pPr>
+            <w:r>
+              <w:rPr>
+                <w:rFonts w:ascii="Arial" w:cs="Arial" w:eastAsia="Arial" w:hAnsi="Arial"/>
+                <w:b w:val="false"/>
+                <w:bCs w:val="false"/>
+                <w:i w:val="false"/>
+                <w:iCs w:val="false"/>
+                <w:sz w:val="24"/>
+                <w:szCs w:val="24"/>
+              </w:rPr>
+              <w:t xml:space="preserve">.............. (unité de l'industrie)</w:t>
+            </w:r>
+          </w:p>
+        </w:tc>
+      </w:tr>
+      <w:tr>
+        <w:tc>
+          <w:tcPr>
+            <w:tcW w:type="dxa" w:w="4200"/>
+            <w:tcBorders>
+              <w:top w:val="single" w:color="000000" w:sz="6"/>
+              <w:left w:val="single" w:color="000000" w:sz="6"/>
+              <w:bottom w:val="single" w:color="000000" w:sz="6"/>
+              <w:right w:val="single" w:color="000000" w:sz="6"/>
+            </w:tcBorders>
+            <w:tcMar>
+              <w:top w:type="dxa" w:w="40"/>
+              <w:left w:type="dxa" w:w="80"/>
+              <w:bottom w:type="dxa" w:w="40"/>
+              <w:right w:type="dxa" w:w="80"/>
+            </w:tcMar>
+            <w:vAlign w:val="center"/>
+          </w:tcPr>
+          <w:p>
+            <w:pPr>
+              <w:spacing w:after="0"/>
+            </w:pPr>
+            <w:r>
+              <w:rPr>
+                <w:rFonts w:ascii="Arial" w:cs="Arial" w:eastAsia="Arial" w:hAnsi="Arial"/>
+                <w:b w:val="false"/>
+                <w:bCs w:val="false"/>
+                <w:i w:val="false"/>
+                <w:iCs w:val="false"/>
+                <w:sz w:val="24"/>
+                <w:szCs w:val="24"/>
+              </w:rPr>
+              <w:t xml:space="preserve">Une cote se compose de</w:t>
+            </w:r>
+          </w:p>
+        </w:tc>
+        <w:tc>
+          <w:tcPr>
+            <w:tcW w:type="dxa" w:w="5160"/>
+            <w:tcBorders>
+              <w:top w:val="single" w:color="000000" w:sz="6"/>
+              <w:left w:val="single" w:color="000000" w:sz="6"/>
+              <w:bottom w:val="single" w:color="000000" w:sz="6"/>
+              <w:right w:val="single" w:color="000000" w:sz="6"/>
+            </w:tcBorders>
+            <w:tcMar>
+              <w:top w:type="dxa" w:w="40"/>
+              <w:left w:type="dxa" w:w="80"/>
+              <w:bottom w:type="dxa" w:w="40"/>
+              <w:right w:type="dxa" w:w="80"/>
+            </w:tcMar>
+            <w:vAlign w:val="center"/>
+          </w:tcPr>
+          <w:p>
+            <w:pPr>
+              <w:spacing w:after="0"/>
+            </w:pPr>
+            <w:r>
+              <w:rPr>
+                <w:rFonts w:ascii="Arial" w:cs="Arial" w:eastAsia="Arial" w:hAnsi="Arial"/>
+                <w:b w:val="false"/>
+                <w:bCs w:val="false"/>
+                <w:i w:val="false"/>
+                <w:iCs w:val="false"/>
+                <w:sz w:val="24"/>
+                <w:szCs w:val="24"/>
+              </w:rPr>
+              <w:t xml:space="preserve">2 traits d'attache + 1 ligne de cote fléchée + la ..............</w:t>
+            </w:r>
+          </w:p>
+        </w:tc>
+      </w:tr>
+      <w:tr>
+        <w:tc>
+          <w:tcPr>
+            <w:tcW w:type="dxa" w:w="4200"/>
+            <w:tcBorders>
+              <w:top w:val="single" w:color="000000" w:sz="6"/>
+              <w:left w:val="single" w:color="000000" w:sz="6"/>
+              <w:bottom w:val="single" w:color="000000" w:sz="6"/>
+              <w:right w:val="single" w:color="000000" w:sz="6"/>
+            </w:tcBorders>
+            <w:tcMar>
+              <w:top w:type="dxa" w:w="40"/>
+              <w:left w:type="dxa" w:w="80"/>
+              <w:bottom w:type="dxa" w:w="40"/>
+              <w:right w:type="dxa" w:w="80"/>
+            </w:tcMar>
+            <w:vAlign w:val="center"/>
+          </w:tcPr>
+          <w:p>
+            <w:pPr>
+              <w:spacing w:after="0"/>
+            </w:pPr>
+            <w:r>
+              <w:rPr>
+                <w:rFonts w:ascii="Arial" w:cs="Arial" w:eastAsia="Arial" w:hAnsi="Arial"/>
+                <w:b w:val="false"/>
+                <w:bCs w:val="false"/>
+                <w:i w:val="false"/>
+                <w:iCs w:val="false"/>
+                <w:sz w:val="24"/>
+                <w:szCs w:val="24"/>
+              </w:rPr>
+              <w:t xml:space="preserve">On cote</w:t>
+            </w:r>
+          </w:p>
+        </w:tc>
+        <w:tc>
+          <w:tcPr>
+            <w:tcW w:type="dxa" w:w="5160"/>
+            <w:tcBorders>
+              <w:top w:val="single" w:color="000000" w:sz="6"/>
+              <w:left w:val="single" w:color="000000" w:sz="6"/>
+              <w:bottom w:val="single" w:color="000000" w:sz="6"/>
+              <w:right w:val="single" w:color="000000" w:sz="6"/>
+            </w:tcBorders>
+            <w:tcMar>
+              <w:top w:type="dxa" w:w="40"/>
+              <w:left w:type="dxa" w:w="80"/>
+              <w:bottom w:type="dxa" w:w="40"/>
+              <w:right w:type="dxa" w:w="80"/>
+            </w:tcMar>
+            <w:vAlign w:val="center"/>
+          </w:tcPr>
+          <w:p>
+            <w:pPr>
+              <w:spacing w:after="0"/>
+            </w:pPr>
+            <w:r>
+              <w:rPr>
+                <w:rFonts w:ascii="Arial" w:cs="Arial" w:eastAsia="Arial" w:hAnsi="Arial"/>
+                <w:b w:val="false"/>
+                <w:bCs w:val="false"/>
+                <w:i w:val="false"/>
+                <w:iCs w:val="false"/>
+                <w:sz w:val="24"/>
+                <w:szCs w:val="24"/>
+              </w:rPr>
+              <w:t xml:space="preserve">chaque dimension UNE seule fois, jamais deux</w:t>
+            </w:r>
+          </w:p>
+        </w:tc>
+      </w:tr>
+      <w:tr>
+        <w:tc>
+          <w:tcPr>
+            <w:tcW w:type="dxa" w:w="4200"/>
+            <w:tcBorders>
+              <w:top w:val="single" w:color="000000" w:sz="6"/>
+              <w:left w:val="single" w:color="000000" w:sz="6"/>
+              <w:bottom w:val="single" w:color="000000" w:sz="6"/>
+              <w:right w:val="single" w:color="000000" w:sz="6"/>
+            </w:tcBorders>
+            <w:tcMar>
+              <w:top w:type="dxa" w:w="40"/>
+              <w:left w:type="dxa" w:w="80"/>
+              <w:bottom w:type="dxa" w:w="40"/>
+              <w:right w:type="dxa" w:w="80"/>
+            </w:tcMar>
+            <w:vAlign w:val="center"/>
+          </w:tcPr>
+          <w:p>
+            <w:pPr>
+              <w:spacing w:after="0"/>
+            </w:pPr>
+            <w:r>
+              <w:rPr>
+                <w:rFonts w:ascii="Arial" w:cs="Arial" w:eastAsia="Arial" w:hAnsi="Arial"/>
+                <w:b w:val="false"/>
+                <w:bCs w:val="false"/>
+                <w:i w:val="false"/>
+                <w:iCs w:val="false"/>
+                <w:sz w:val="24"/>
+                <w:szCs w:val="24"/>
+              </w:rPr>
+              <w:t xml:space="preserve">La perspective cavalière sert à</w:t>
+            </w:r>
+          </w:p>
+        </w:tc>
+        <w:tc>
+          <w:tcPr>
+            <w:tcW w:type="dxa" w:w="5160"/>
+            <w:tcBorders>
+              <w:top w:val="single" w:color="000000" w:sz="6"/>
+              <w:left w:val="single" w:color="000000" w:sz="6"/>
+              <w:bottom w:val="single" w:color="000000" w:sz="6"/>
+              <w:right w:val="single" w:color="000000" w:sz="6"/>
+            </w:tcBorders>
+            <w:tcMar>
+              <w:top w:type="dxa" w:w="40"/>
+              <w:left w:type="dxa" w:w="80"/>
+              <w:bottom w:type="dxa" w:w="40"/>
+              <w:right w:type="dxa" w:w="80"/>
+            </w:tcMar>
+            <w:vAlign w:val="center"/>
+          </w:tcPr>
+          <w:p>
+            <w:pPr>
+              <w:spacing w:after="0"/>
+            </w:pPr>
+            <w:r>
+              <w:rPr>
+                <w:rFonts w:ascii="Arial" w:cs="Arial" w:eastAsia="Arial" w:hAnsi="Arial"/>
+                <w:b w:val="false"/>
+                <w:bCs w:val="false"/>
+                <w:i w:val="false"/>
+                <w:iCs w:val="false"/>
+                <w:sz w:val="24"/>
+                <w:szCs w:val="24"/>
+              </w:rPr>
+              <w:t xml:space="preserve">montrer le .............. (3D) d'un seul coup d'œil</w:t>
             </w:r>
           </w:p>
         </w:tc>
@@ -473,19 +1051,18 @@
               <w:bottom w:val="single" w:color="000000" w:sz="6"/>
               <w:right w:val="single" w:color="000000" w:sz="6"/>
             </w:tcBorders>
-            <w:shd w:fill="D9D9D9" w:val="clear"/>
-            <w:tcMar>
-              <w:top w:type="dxa" w:w="40"/>
-              <w:left w:type="dxa" w:w="80"/>
-              <w:bottom w:type="dxa" w:w="40"/>
-              <w:right w:type="dxa" w:w="80"/>
-            </w:tcMar>
-            <w:vAlign w:val="center"/>
-          </w:tcPr>
-          <w:p>
-            <w:pPr>
-              <w:spacing w:after="0"/>
-              <w:jc w:val="center"/>
+            <w:shd w:fill="F2F2F2" w:val="clear"/>
+            <w:tcMar>
+              <w:top w:type="dxa" w:w="40"/>
+              <w:left w:type="dxa" w:w="80"/>
+              <w:bottom w:type="dxa" w:w="40"/>
+              <w:right w:type="dxa" w:w="80"/>
+            </w:tcMar>
+            <w:vAlign w:val="center"/>
+          </w:tcPr>
+          <w:p>
+            <w:pPr>
+              <w:spacing w:after="0"/>
             </w:pPr>
             <w:r>
               <w:rPr>
@@ -494,10 +1071,10 @@
                 <w:bCs/>
                 <w:i w:val="false"/>
                 <w:iCs w:val="false"/>
-                <w:sz w:val="24"/>
-                <w:szCs w:val="24"/>
-              </w:rPr>
-              <w:t xml:space="preserve">CROQUIS COTÉ ET PERSPECTIVE</w:t>
+                <w:sz w:val="26"/>
+                <w:szCs w:val="26"/>
+              </w:rPr>
+              <w:t xml:space="preserve">PARTIE 2 — Mes 3 solutions  (séance en groupe)</w:t>
             </w:r>
           </w:p>
         </w:tc>
@@ -505,589 +1082,12 @@
     </w:tbl>
     <w:p>
       <w:pPr>
-        <w:spacing w:after="80"/>
-      </w:pPr>
-    </w:p>
-    <w:tbl>
-      <w:tblPr>
-        <w:tblW w:type="dxa" w:w="9360"/>
-        <w:tblBorders>
-          <w:top w:val="single" w:color="auto" w:sz="4"/>
-          <w:left w:val="single" w:color="auto" w:sz="4"/>
-          <w:bottom w:val="single" w:color="auto" w:sz="4"/>
-          <w:right w:val="single" w:color="auto" w:sz="4"/>
-          <w:insideH w:val="single" w:color="auto" w:sz="4"/>
-          <w:insideV w:val="single" w:color="auto" w:sz="4"/>
-        </w:tblBorders>
-      </w:tblPr>
-      <w:tblGrid>
-        <w:gridCol w:w="9360"/>
-      </w:tblGrid>
-      <w:tr>
-        <w:tc>
-          <w:tcPr>
-            <w:tcW w:type="dxa" w:w="9360"/>
-            <w:tcBorders>
-              <w:top w:val="single" w:color="000000" w:sz="6"/>
-              <w:left w:val="single" w:color="000000" w:sz="6"/>
-              <w:bottom w:val="single" w:color="000000" w:sz="6"/>
-              <w:right w:val="single" w:color="000000" w:sz="6"/>
-            </w:tcBorders>
-            <w:tcMar>
-              <w:top w:type="dxa" w:w="100"/>
-              <w:left w:type="dxa" w:w="120"/>
-              <w:bottom w:type="dxa" w:w="100"/>
-              <w:right w:type="dxa" w:w="120"/>
-            </w:tcMar>
-            <w:vAlign w:val="center"/>
-          </w:tcPr>
-          <w:p>
-            <w:pPr>
-              <w:spacing w:after="60"/>
-            </w:pPr>
-            <w:r>
-              <w:rPr>
-                <w:rFonts w:ascii="Arial" w:cs="Arial" w:eastAsia="Arial" w:hAnsi="Arial"/>
-                <w:b w:val="false"/>
-                <w:bCs w:val="false"/>
-                <w:i w:val="false"/>
-                <w:iCs w:val="false"/>
-                <w:sz w:val="16"/>
-                <w:szCs w:val="16"/>
-              </w:rPr>
-              <w:t xml:space="preserve">Ton idée est dans ta tête… mais le bureau d'études ne lit pas dans les pensées ! Le croquis coté est le langage universel entre celui qui imagine et celui qui fabrique.</w:t>
-            </w:r>
-          </w:p>
-          <w:p>
-            <w:pPr>
-              <w:spacing w:after="0"/>
-            </w:pPr>
-            <w:r>
-              <w:rPr>
-                <w:rFonts w:ascii="Arial" w:cs="Arial" w:eastAsia="Arial" w:hAnsi="Arial"/>
-                <w:b/>
-                <w:bCs/>
-                <w:i/>
-                <w:iCs/>
-                <w:sz w:val="16"/>
-                <w:szCs w:val="16"/>
-              </w:rPr>
-              <w:t xml:space="preserve">❓ Comment représenter une solution pour qu'un autre puisse la fabriquer ?</w:t>
-            </w:r>
-          </w:p>
-        </w:tc>
-      </w:tr>
-    </w:tbl>
-    <w:p>
-      <w:pPr>
-        <w:spacing w:after="80"/>
-      </w:pPr>
-    </w:p>
-    <w:tbl>
-      <w:tblPr>
-        <w:tblW w:type="dxa" w:w="9360"/>
-        <w:tblBorders>
-          <w:top w:val="single" w:color="auto" w:sz="4"/>
-          <w:left w:val="single" w:color="auto" w:sz="4"/>
-          <w:bottom w:val="single" w:color="auto" w:sz="4"/>
-          <w:right w:val="single" w:color="auto" w:sz="4"/>
-          <w:insideH w:val="single" w:color="auto" w:sz="4"/>
-          <w:insideV w:val="single" w:color="auto" w:sz="4"/>
-        </w:tblBorders>
-      </w:tblPr>
-      <w:tblGrid>
-        <w:gridCol w:w="9360"/>
-      </w:tblGrid>
-      <w:tr>
-        <w:tc>
-          <w:tcPr>
-            <w:tcW w:type="dxa" w:w="9360"/>
-            <w:tcBorders>
-              <w:top w:val="single" w:color="000000" w:sz="6"/>
-              <w:left w:val="single" w:color="000000" w:sz="6"/>
-              <w:bottom w:val="single" w:color="000000" w:sz="6"/>
-              <w:right w:val="single" w:color="000000" w:sz="6"/>
-            </w:tcBorders>
-            <w:shd w:fill="F2F2F2" w:val="clear"/>
-            <w:tcMar>
-              <w:top w:type="dxa" w:w="40"/>
-              <w:left w:type="dxa" w:w="80"/>
-              <w:bottom w:type="dxa" w:w="40"/>
-              <w:right w:type="dxa" w:w="80"/>
-            </w:tcMar>
-            <w:vAlign w:val="center"/>
-          </w:tcPr>
-          <w:p>
-            <w:pPr>
-              <w:spacing w:after="0"/>
-            </w:pPr>
-            <w:r>
-              <w:rPr>
-                <w:rFonts w:ascii="Arial" w:cs="Arial" w:eastAsia="Arial" w:hAnsi="Arial"/>
-                <w:b/>
-                <w:bCs/>
-                <w:i w:val="false"/>
-                <w:iCs w:val="false"/>
-                <w:sz w:val="18"/>
-                <w:szCs w:val="18"/>
-              </w:rPr>
-              <w:t xml:space="preserve">PARTIE 1 — Les règles du croquis coté  (exemple annoté projeté)</w:t>
-            </w:r>
-          </w:p>
-        </w:tc>
-      </w:tr>
-    </w:tbl>
-    <w:p>
-      <w:pPr>
-        <w:spacing w:after="40"/>
-      </w:pPr>
-    </w:p>
-    <w:tbl>
-      <w:tblPr>
-        <w:tblW w:type="dxa" w:w="9360"/>
-        <w:tblBorders>
-          <w:top w:val="single" w:color="auto" w:sz="4"/>
-          <w:left w:val="single" w:color="auto" w:sz="4"/>
-          <w:bottom w:val="single" w:color="auto" w:sz="4"/>
-          <w:right w:val="single" w:color="auto" w:sz="4"/>
-          <w:insideH w:val="single" w:color="auto" w:sz="4"/>
-          <w:insideV w:val="single" w:color="auto" w:sz="4"/>
-        </w:tblBorders>
-      </w:tblPr>
-      <w:tblGrid>
-        <w:gridCol w:w="4200"/>
-        <w:gridCol w:w="5160"/>
-      </w:tblGrid>
-      <w:tr>
-        <w:tc>
-          <w:tcPr>
-            <w:tcW w:type="dxa" w:w="4200"/>
-            <w:tcBorders>
-              <w:top w:val="single" w:color="000000" w:sz="6"/>
-              <w:left w:val="single" w:color="000000" w:sz="6"/>
-              <w:bottom w:val="single" w:color="000000" w:sz="6"/>
-              <w:right w:val="single" w:color="000000" w:sz="6"/>
-            </w:tcBorders>
-            <w:shd w:fill="D9D9D9" w:val="clear"/>
-            <w:tcMar>
-              <w:top w:type="dxa" w:w="40"/>
-              <w:left w:type="dxa" w:w="80"/>
-              <w:bottom w:type="dxa" w:w="40"/>
-              <w:right w:type="dxa" w:w="80"/>
-            </w:tcMar>
-            <w:vAlign w:val="center"/>
-          </w:tcPr>
-          <w:p>
-            <w:pPr>
-              <w:spacing w:after="0"/>
-            </w:pPr>
-            <w:r>
-              <w:rPr>
-                <w:rFonts w:ascii="Arial" w:cs="Arial" w:eastAsia="Arial" w:hAnsi="Arial"/>
-                <w:b/>
-                <w:bCs/>
-                <w:i w:val="false"/>
-                <w:iCs w:val="false"/>
-                <w:sz w:val="16"/>
-                <w:szCs w:val="16"/>
-              </w:rPr>
-              <w:t xml:space="preserve">Règle</w:t>
-            </w:r>
-          </w:p>
-        </w:tc>
-        <w:tc>
-          <w:tcPr>
-            <w:tcW w:type="dxa" w:w="5160"/>
-            <w:tcBorders>
-              <w:top w:val="single" w:color="000000" w:sz="6"/>
-              <w:left w:val="single" w:color="000000" w:sz="6"/>
-              <w:bottom w:val="single" w:color="000000" w:sz="6"/>
-              <w:right w:val="single" w:color="000000" w:sz="6"/>
-            </w:tcBorders>
-            <w:shd w:fill="D9D9D9" w:val="clear"/>
-            <w:tcMar>
-              <w:top w:type="dxa" w:w="40"/>
-              <w:left w:type="dxa" w:w="80"/>
-              <w:bottom w:type="dxa" w:w="40"/>
-              <w:right w:type="dxa" w:w="80"/>
-            </w:tcMar>
-            <w:vAlign w:val="center"/>
-          </w:tcPr>
-          <w:p>
-            <w:pPr>
-              <w:spacing w:after="0"/>
-            </w:pPr>
-            <w:r>
-              <w:rPr>
-                <w:rFonts w:ascii="Arial" w:cs="Arial" w:eastAsia="Arial" w:hAnsi="Arial"/>
-                <w:b/>
-                <w:bCs/>
-                <w:i w:val="false"/>
-                <w:iCs w:val="false"/>
-                <w:sz w:val="16"/>
-                <w:szCs w:val="16"/>
-              </w:rPr>
-              <w:t xml:space="preserve">À retenir</w:t>
-            </w:r>
-          </w:p>
-        </w:tc>
-      </w:tr>
-      <w:tr>
-        <w:tc>
-          <w:tcPr>
-            <w:tcW w:type="dxa" w:w="4200"/>
-            <w:tcBorders>
-              <w:top w:val="single" w:color="000000" w:sz="6"/>
-              <w:left w:val="single" w:color="000000" w:sz="6"/>
-              <w:bottom w:val="single" w:color="000000" w:sz="6"/>
-              <w:right w:val="single" w:color="000000" w:sz="6"/>
-            </w:tcBorders>
-            <w:tcMar>
-              <w:top w:type="dxa" w:w="40"/>
-              <w:left w:type="dxa" w:w="80"/>
-              <w:bottom w:type="dxa" w:w="40"/>
-              <w:right w:type="dxa" w:w="80"/>
-            </w:tcMar>
-            <w:vAlign w:val="center"/>
-          </w:tcPr>
-          <w:p>
-            <w:pPr>
-              <w:spacing w:after="0"/>
-            </w:pPr>
-            <w:r>
-              <w:rPr>
-                <w:rFonts w:ascii="Arial" w:cs="Arial" w:eastAsia="Arial" w:hAnsi="Arial"/>
-                <w:b w:val="false"/>
-                <w:bCs w:val="false"/>
-                <w:i w:val="false"/>
-                <w:iCs w:val="false"/>
-                <w:sz w:val="16"/>
-                <w:szCs w:val="16"/>
-              </w:rPr>
-              <w:t xml:space="preserve">Les cotes s'écrivent en</w:t>
-            </w:r>
-          </w:p>
-        </w:tc>
-        <w:tc>
-          <w:tcPr>
-            <w:tcW w:type="dxa" w:w="5160"/>
-            <w:tcBorders>
-              <w:top w:val="single" w:color="000000" w:sz="6"/>
-              <w:left w:val="single" w:color="000000" w:sz="6"/>
-              <w:bottom w:val="single" w:color="000000" w:sz="6"/>
-              <w:right w:val="single" w:color="000000" w:sz="6"/>
-            </w:tcBorders>
-            <w:tcMar>
-              <w:top w:type="dxa" w:w="40"/>
-              <w:left w:type="dxa" w:w="80"/>
-              <w:bottom w:type="dxa" w:w="40"/>
-              <w:right w:type="dxa" w:w="80"/>
-            </w:tcMar>
-            <w:vAlign w:val="center"/>
-          </w:tcPr>
-          <w:p>
-            <w:pPr>
-              <w:spacing w:after="0"/>
-            </w:pPr>
-            <w:r>
-              <w:rPr>
-                <w:rFonts w:ascii="Arial" w:cs="Arial" w:eastAsia="Arial" w:hAnsi="Arial"/>
-                <w:b w:val="false"/>
-                <w:bCs w:val="false"/>
-                <w:i w:val="false"/>
-                <w:iCs w:val="false"/>
-                <w:sz w:val="16"/>
-                <w:szCs w:val="16"/>
-              </w:rPr>
-              <w:t xml:space="preserve">............................ (unité de l'industrie)</w:t>
-            </w:r>
-          </w:p>
-        </w:tc>
-      </w:tr>
-      <w:tr>
-        <w:tc>
-          <w:tcPr>
-            <w:tcW w:type="dxa" w:w="4200"/>
-            <w:tcBorders>
-              <w:top w:val="single" w:color="000000" w:sz="6"/>
-              <w:left w:val="single" w:color="000000" w:sz="6"/>
-              <w:bottom w:val="single" w:color="000000" w:sz="6"/>
-              <w:right w:val="single" w:color="000000" w:sz="6"/>
-            </w:tcBorders>
-            <w:tcMar>
-              <w:top w:type="dxa" w:w="40"/>
-              <w:left w:type="dxa" w:w="80"/>
-              <w:bottom w:type="dxa" w:w="40"/>
-              <w:right w:type="dxa" w:w="80"/>
-            </w:tcMar>
-            <w:vAlign w:val="center"/>
-          </w:tcPr>
-          <w:p>
-            <w:pPr>
-              <w:spacing w:after="0"/>
-            </w:pPr>
-            <w:r>
-              <w:rPr>
-                <w:rFonts w:ascii="Arial" w:cs="Arial" w:eastAsia="Arial" w:hAnsi="Arial"/>
-                <w:b w:val="false"/>
-                <w:bCs w:val="false"/>
-                <w:i w:val="false"/>
-                <w:iCs w:val="false"/>
-                <w:sz w:val="16"/>
-                <w:szCs w:val="16"/>
-              </w:rPr>
-              <w:t xml:space="preserve">Une cote se compose de</w:t>
-            </w:r>
-          </w:p>
-        </w:tc>
-        <w:tc>
-          <w:tcPr>
-            <w:tcW w:type="dxa" w:w="5160"/>
-            <w:tcBorders>
-              <w:top w:val="single" w:color="000000" w:sz="6"/>
-              <w:left w:val="single" w:color="000000" w:sz="6"/>
-              <w:bottom w:val="single" w:color="000000" w:sz="6"/>
-              <w:right w:val="single" w:color="000000" w:sz="6"/>
-            </w:tcBorders>
-            <w:tcMar>
-              <w:top w:type="dxa" w:w="40"/>
-              <w:left w:type="dxa" w:w="80"/>
-              <w:bottom w:type="dxa" w:w="40"/>
-              <w:right w:type="dxa" w:w="80"/>
-            </w:tcMar>
-            <w:vAlign w:val="center"/>
-          </w:tcPr>
-          <w:p>
-            <w:pPr>
-              <w:spacing w:after="0"/>
-            </w:pPr>
-            <w:r>
-              <w:rPr>
-                <w:rFonts w:ascii="Arial" w:cs="Arial" w:eastAsia="Arial" w:hAnsi="Arial"/>
-                <w:b w:val="false"/>
-                <w:bCs w:val="false"/>
-                <w:i w:val="false"/>
-                <w:iCs w:val="false"/>
-                <w:sz w:val="16"/>
-                <w:szCs w:val="16"/>
-              </w:rPr>
-              <w:t xml:space="preserve">2 traits d'attache + 1 ligne de cote fléchée + la ............................</w:t>
-            </w:r>
-          </w:p>
-        </w:tc>
-      </w:tr>
-      <w:tr>
-        <w:tc>
-          <w:tcPr>
-            <w:tcW w:type="dxa" w:w="4200"/>
-            <w:tcBorders>
-              <w:top w:val="single" w:color="000000" w:sz="6"/>
-              <w:left w:val="single" w:color="000000" w:sz="6"/>
-              <w:bottom w:val="single" w:color="000000" w:sz="6"/>
-              <w:right w:val="single" w:color="000000" w:sz="6"/>
-            </w:tcBorders>
-            <w:tcMar>
-              <w:top w:type="dxa" w:w="40"/>
-              <w:left w:type="dxa" w:w="80"/>
-              <w:bottom w:type="dxa" w:w="40"/>
-              <w:right w:type="dxa" w:w="80"/>
-            </w:tcMar>
-            <w:vAlign w:val="center"/>
-          </w:tcPr>
-          <w:p>
-            <w:pPr>
-              <w:spacing w:after="0"/>
-            </w:pPr>
-            <w:r>
-              <w:rPr>
-                <w:rFonts w:ascii="Arial" w:cs="Arial" w:eastAsia="Arial" w:hAnsi="Arial"/>
-                <w:b w:val="false"/>
-                <w:bCs w:val="false"/>
-                <w:i w:val="false"/>
-                <w:iCs w:val="false"/>
-                <w:sz w:val="16"/>
-                <w:szCs w:val="16"/>
-              </w:rPr>
-              <w:t xml:space="preserve">On cote</w:t>
-            </w:r>
-          </w:p>
-        </w:tc>
-        <w:tc>
-          <w:tcPr>
-            <w:tcW w:type="dxa" w:w="5160"/>
-            <w:tcBorders>
-              <w:top w:val="single" w:color="000000" w:sz="6"/>
-              <w:left w:val="single" w:color="000000" w:sz="6"/>
-              <w:bottom w:val="single" w:color="000000" w:sz="6"/>
-              <w:right w:val="single" w:color="000000" w:sz="6"/>
-            </w:tcBorders>
-            <w:tcMar>
-              <w:top w:type="dxa" w:w="40"/>
-              <w:left w:type="dxa" w:w="80"/>
-              <w:bottom w:type="dxa" w:w="40"/>
-              <w:right w:type="dxa" w:w="80"/>
-            </w:tcMar>
-            <w:vAlign w:val="center"/>
-          </w:tcPr>
-          <w:p>
-            <w:pPr>
-              <w:spacing w:after="0"/>
-            </w:pPr>
-            <w:r>
-              <w:rPr>
-                <w:rFonts w:ascii="Arial" w:cs="Arial" w:eastAsia="Arial" w:hAnsi="Arial"/>
-                <w:b w:val="false"/>
-                <w:bCs w:val="false"/>
-                <w:i w:val="false"/>
-                <w:iCs w:val="false"/>
-                <w:sz w:val="16"/>
-                <w:szCs w:val="16"/>
-              </w:rPr>
-              <w:t xml:space="preserve">chaque dimension UNE seule fois, jamais deux</w:t>
-            </w:r>
-          </w:p>
-        </w:tc>
-      </w:tr>
-      <w:tr>
-        <w:tc>
-          <w:tcPr>
-            <w:tcW w:type="dxa" w:w="4200"/>
-            <w:tcBorders>
-              <w:top w:val="single" w:color="000000" w:sz="6"/>
-              <w:left w:val="single" w:color="000000" w:sz="6"/>
-              <w:bottom w:val="single" w:color="000000" w:sz="6"/>
-              <w:right w:val="single" w:color="000000" w:sz="6"/>
-            </w:tcBorders>
-            <w:tcMar>
-              <w:top w:type="dxa" w:w="40"/>
-              <w:left w:type="dxa" w:w="80"/>
-              <w:bottom w:type="dxa" w:w="40"/>
-              <w:right w:type="dxa" w:w="80"/>
-            </w:tcMar>
-            <w:vAlign w:val="center"/>
-          </w:tcPr>
-          <w:p>
-            <w:pPr>
-              <w:spacing w:after="0"/>
-            </w:pPr>
-            <w:r>
-              <w:rPr>
-                <w:rFonts w:ascii="Arial" w:cs="Arial" w:eastAsia="Arial" w:hAnsi="Arial"/>
-                <w:b w:val="false"/>
-                <w:bCs w:val="false"/>
-                <w:i w:val="false"/>
-                <w:iCs w:val="false"/>
-                <w:sz w:val="16"/>
-                <w:szCs w:val="16"/>
-              </w:rPr>
-              <w:t xml:space="preserve">La perspective cavalière sert à</w:t>
-            </w:r>
-          </w:p>
-        </w:tc>
-        <w:tc>
-          <w:tcPr>
-            <w:tcW w:type="dxa" w:w="5160"/>
-            <w:tcBorders>
-              <w:top w:val="single" w:color="000000" w:sz="6"/>
-              <w:left w:val="single" w:color="000000" w:sz="6"/>
-              <w:bottom w:val="single" w:color="000000" w:sz="6"/>
-              <w:right w:val="single" w:color="000000" w:sz="6"/>
-            </w:tcBorders>
-            <w:tcMar>
-              <w:top w:type="dxa" w:w="40"/>
-              <w:left w:type="dxa" w:w="80"/>
-              <w:bottom w:type="dxa" w:w="40"/>
-              <w:right w:type="dxa" w:w="80"/>
-            </w:tcMar>
-            <w:vAlign w:val="center"/>
-          </w:tcPr>
-          <w:p>
-            <w:pPr>
-              <w:spacing w:after="0"/>
-            </w:pPr>
-            <w:r>
-              <w:rPr>
-                <w:rFonts w:ascii="Arial" w:cs="Arial" w:eastAsia="Arial" w:hAnsi="Arial"/>
-                <w:b w:val="false"/>
-                <w:bCs w:val="false"/>
-                <w:i w:val="false"/>
-                <w:iCs w:val="false"/>
-                <w:sz w:val="16"/>
-                <w:szCs w:val="16"/>
-              </w:rPr>
-              <w:t xml:space="preserve">montrer le ............................ (3D) d'un seul coup d'œil</w:t>
-            </w:r>
-          </w:p>
-        </w:tc>
-      </w:tr>
-    </w:tbl>
-    <w:p>
-      <w:pPr>
-        <w:spacing w:after="50"/>
-      </w:pPr>
-    </w:p>
-    <w:tbl>
-      <w:tblPr>
-        <w:tblW w:type="dxa" w:w="9360"/>
-        <w:tblBorders>
-          <w:top w:val="single" w:color="auto" w:sz="4"/>
-          <w:left w:val="single" w:color="auto" w:sz="4"/>
-          <w:bottom w:val="single" w:color="auto" w:sz="4"/>
-          <w:right w:val="single" w:color="auto" w:sz="4"/>
-          <w:insideH w:val="single" w:color="auto" w:sz="4"/>
-          <w:insideV w:val="single" w:color="auto" w:sz="4"/>
-        </w:tblBorders>
-      </w:tblPr>
-      <w:tblGrid>
-        <w:gridCol w:w="9360"/>
-      </w:tblGrid>
-      <w:tr>
-        <w:tc>
-          <w:tcPr>
-            <w:tcW w:type="dxa" w:w="9360"/>
-            <w:tcBorders>
-              <w:top w:val="single" w:color="000000" w:sz="6"/>
-              <w:left w:val="single" w:color="000000" w:sz="6"/>
-              <w:bottom w:val="single" w:color="000000" w:sz="6"/>
-              <w:right w:val="single" w:color="000000" w:sz="6"/>
-            </w:tcBorders>
-            <w:shd w:fill="F2F2F2" w:val="clear"/>
-            <w:tcMar>
-              <w:top w:type="dxa" w:w="40"/>
-              <w:left w:type="dxa" w:w="80"/>
-              <w:bottom w:type="dxa" w:w="40"/>
-              <w:right w:type="dxa" w:w="80"/>
-            </w:tcMar>
-            <w:vAlign w:val="center"/>
-          </w:tcPr>
-          <w:p>
-            <w:pPr>
-              <w:spacing w:after="0"/>
-            </w:pPr>
-            <w:r>
-              <w:rPr>
-                <w:rFonts w:ascii="Arial" w:cs="Arial" w:eastAsia="Arial" w:hAnsi="Arial"/>
-                <w:b/>
-                <w:bCs/>
-                <w:i w:val="false"/>
-                <w:iCs w:val="false"/>
-                <w:sz w:val="18"/>
-                <w:szCs w:val="18"/>
-              </w:rPr>
-              <w:t xml:space="preserve">PARTIE 2 — Mes 3 solutions  (séance en groupe)</w:t>
-            </w:r>
-          </w:p>
-        </w:tc>
-      </w:tr>
-    </w:tbl>
-    <w:p>
-      <w:pPr>
-        <w:spacing w:after="40"/>
+        <w:spacing w:after="64"/>
       </w:pPr>
     </w:p>
     <w:p>
       <w:pPr>
-        <w:spacing w:after="60"/>
+        <w:spacing w:after="96"/>
       </w:pPr>
       <w:r>
         <w:rPr>
@@ -1096,8 +1096,8 @@
           <w:bCs w:val="false"/>
           <w:i/>
           <w:iCs/>
-          <w:sz w:val="16"/>
-          <w:szCs w:val="16"/>
+          <w:sz w:val="24"/>
+          <w:szCs w:val="24"/>
         </w:rPr>
         <w:t xml:space="preserve">➤ Dessine 3 solutions DIFFÉRENTES de support (au moins une en perspective). Puis cote complètement ta préférée en mm.</w:t>
       </w:r>
@@ -1149,8 +1149,8 @@
                 <w:bCs/>
                 <w:i w:val="false"/>
                 <w:iCs w:val="false"/>
-                <w:sz w:val="16"/>
-                <w:szCs w:val="16"/>
+                <w:sz w:val="24"/>
+                <w:szCs w:val="24"/>
               </w:rPr>
               <w:t xml:space="preserve">Solution 1</w:t>
             </w:r>
@@ -1185,8 +1185,8 @@
                 <w:bCs/>
                 <w:i w:val="false"/>
                 <w:iCs w:val="false"/>
-                <w:sz w:val="16"/>
-                <w:szCs w:val="16"/>
+                <w:sz w:val="24"/>
+                <w:szCs w:val="24"/>
               </w:rPr>
               <w:t xml:space="preserve">Solution 2</w:t>
             </w:r>
@@ -1221,8 +1221,8 @@
                 <w:bCs/>
                 <w:i w:val="false"/>
                 <w:iCs w:val="false"/>
-                <w:sz w:val="16"/>
-                <w:szCs w:val="16"/>
+                <w:sz w:val="24"/>
+                <w:szCs w:val="24"/>
               </w:rPr>
               <w:t xml:space="preserve">Solution 3 (perspective)</w:t>
             </w:r>
@@ -1258,8 +1258,8 @@
                 <w:bCs w:val="false"/>
                 <w:i w:val="false"/>
                 <w:iCs w:val="false"/>
-                <w:sz w:val="16"/>
-                <w:szCs w:val="16"/>
+                <w:sz w:val="24"/>
+                <w:szCs w:val="24"/>
               </w:rPr>
               <w:t xml:space="preserve"/>
             </w:r>
@@ -1293,8 +1293,8 @@
                 <w:bCs w:val="false"/>
                 <w:i w:val="false"/>
                 <w:iCs w:val="false"/>
-                <w:sz w:val="16"/>
-                <w:szCs w:val="16"/>
+                <w:sz w:val="24"/>
+                <w:szCs w:val="24"/>
               </w:rPr>
               <w:t xml:space="preserve"/>
             </w:r>
@@ -1328,8 +1328,8 @@
                 <w:bCs w:val="false"/>
                 <w:i w:val="false"/>
                 <w:iCs w:val="false"/>
-                <w:sz w:val="16"/>
-                <w:szCs w:val="16"/>
+                <w:sz w:val="24"/>
+                <w:szCs w:val="24"/>
               </w:rPr>
               <w:t xml:space="preserve"/>
             </w:r>
@@ -1372,7 +1372,7 @@
           </w:tcPr>
           <w:p>
             <w:pPr>
-              <w:spacing w:after="2000"/>
+              <w:spacing w:after="2500"/>
             </w:pPr>
             <w:r>
               <w:rPr>
@@ -1381,8 +1381,8 @@
                 <w:bCs w:val="false"/>
                 <w:i/>
                 <w:iCs/>
-                <w:sz w:val="14"/>
-                <w:szCs w:val="14"/>
+                <w:sz w:val="22"/>
+                <w:szCs w:val="22"/>
               </w:rPr>
               <w:t xml:space="preserve">Ma solution préférée, COTÉE en mm (grande case) :</w:t>
             </w:r>
@@ -1392,7 +1392,7 @@
     </w:tbl>
     <w:p>
       <w:pPr>
-        <w:spacing w:after="40"/>
+        <w:spacing w:after="64"/>
       </w:pPr>
     </w:p>
     <w:tbl>
@@ -1440,8 +1440,8 @@
                 <w:bCs/>
                 <w:i w:val="false"/>
                 <w:iCs w:val="false"/>
-                <w:sz w:val="18"/>
-                <w:szCs w:val="18"/>
+                <w:sz w:val="26"/>
+                <w:szCs w:val="26"/>
               </w:rPr>
               <w:t xml:space="preserve">PARTIE 3 — Le choix argumenté : retour au CDC</w:t>
             </w:r>
@@ -1451,7 +1451,7 @@
     </w:tbl>
     <w:p>
       <w:pPr>
-        <w:spacing w:after="40"/>
+        <w:spacing w:after="64"/>
       </w:pPr>
     </w:p>
     <w:tbl>
@@ -1502,8 +1502,8 @@
                 <w:bCs/>
                 <w:i w:val="false"/>
                 <w:iCs w:val="false"/>
-                <w:sz w:val="16"/>
-                <w:szCs w:val="16"/>
+                <w:sz w:val="24"/>
+                <w:szCs w:val="24"/>
               </w:rPr>
               <w:t xml:space="preserve">Critère du CDC</w:t>
             </w:r>
@@ -1538,8 +1538,8 @@
                 <w:bCs/>
                 <w:i w:val="false"/>
                 <w:iCs w:val="false"/>
-                <w:sz w:val="16"/>
-                <w:szCs w:val="16"/>
+                <w:sz w:val="24"/>
+                <w:szCs w:val="24"/>
               </w:rPr>
               <w:t xml:space="preserve">Sol. 1</w:t>
             </w:r>
@@ -1574,8 +1574,8 @@
                 <w:bCs/>
                 <w:i w:val="false"/>
                 <w:iCs w:val="false"/>
-                <w:sz w:val="16"/>
-                <w:szCs w:val="16"/>
+                <w:sz w:val="24"/>
+                <w:szCs w:val="24"/>
               </w:rPr>
               <w:t xml:space="preserve">Sol. 2</w:t>
             </w:r>
@@ -1610,8 +1610,8 @@
                 <w:bCs/>
                 <w:i w:val="false"/>
                 <w:iCs w:val="false"/>
-                <w:sz w:val="16"/>
-                <w:szCs w:val="16"/>
+                <w:sz w:val="24"/>
+                <w:szCs w:val="24"/>
               </w:rPr>
               <w:t xml:space="preserve">Sol. 3</w:t>
             </w:r>
@@ -1647,8 +1647,8 @@
                 <w:bCs w:val="false"/>
                 <w:i w:val="false"/>
                 <w:iCs w:val="false"/>
-                <w:sz w:val="16"/>
-                <w:szCs w:val="16"/>
+                <w:sz w:val="24"/>
+                <w:szCs w:val="24"/>
               </w:rPr>
               <w:t xml:space="preserve">Angle 30–60° possible</w:t>
             </w:r>
@@ -1682,8 +1682,8 @@
                 <w:bCs w:val="false"/>
                 <w:i w:val="false"/>
                 <w:iCs w:val="false"/>
-                <w:sz w:val="16"/>
-                <w:szCs w:val="16"/>
+                <w:sz w:val="24"/>
+                <w:szCs w:val="24"/>
               </w:rPr>
               <w:t xml:space="preserve">☐</w:t>
             </w:r>
@@ -1717,8 +1717,8 @@
                 <w:bCs w:val="false"/>
                 <w:i w:val="false"/>
                 <w:iCs w:val="false"/>
-                <w:sz w:val="16"/>
-                <w:szCs w:val="16"/>
+                <w:sz w:val="24"/>
+                <w:szCs w:val="24"/>
               </w:rPr>
               <w:t xml:space="preserve">☐</w:t>
             </w:r>
@@ -1752,8 +1752,8 @@
                 <w:bCs w:val="false"/>
                 <w:i w:val="false"/>
                 <w:iCs w:val="false"/>
-                <w:sz w:val="16"/>
-                <w:szCs w:val="16"/>
+                <w:sz w:val="24"/>
+                <w:szCs w:val="24"/>
               </w:rPr>
               <w:t xml:space="preserve">☐</w:t>
             </w:r>
@@ -1789,8 +1789,8 @@
                 <w:bCs w:val="false"/>
                 <w:i w:val="false"/>
                 <w:iCs w:val="false"/>
-                <w:sz w:val="16"/>
-                <w:szCs w:val="16"/>
+                <w:sz w:val="24"/>
+                <w:szCs w:val="24"/>
               </w:rPr>
               <w:t xml:space="preserve">Stable (3 poussées)</w:t>
             </w:r>
@@ -1824,8 +1824,8 @@
                 <w:bCs w:val="false"/>
                 <w:i w:val="false"/>
                 <w:iCs w:val="false"/>
-                <w:sz w:val="16"/>
-                <w:szCs w:val="16"/>
+                <w:sz w:val="24"/>
+                <w:szCs w:val="24"/>
               </w:rPr>
               <w:t xml:space="preserve">☐</w:t>
             </w:r>
@@ -1859,8 +1859,8 @@
                 <w:bCs w:val="false"/>
                 <w:i w:val="false"/>
                 <w:iCs w:val="false"/>
-                <w:sz w:val="16"/>
-                <w:szCs w:val="16"/>
+                <w:sz w:val="24"/>
+                <w:szCs w:val="24"/>
               </w:rPr>
               <w:t xml:space="preserve">☐</w:t>
             </w:r>
@@ -1894,8 +1894,8 @@
                 <w:bCs w:val="false"/>
                 <w:i w:val="false"/>
                 <w:iCs w:val="false"/>
-                <w:sz w:val="16"/>
-                <w:szCs w:val="16"/>
+                <w:sz w:val="24"/>
+                <w:szCs w:val="24"/>
               </w:rPr>
               <w:t xml:space="preserve">☐</w:t>
             </w:r>
@@ -1931,8 +1931,8 @@
                 <w:bCs w:val="false"/>
                 <w:i w:val="false"/>
                 <w:iCs w:val="false"/>
-                <w:sz w:val="16"/>
-                <w:szCs w:val="16"/>
+                <w:sz w:val="24"/>
+                <w:szCs w:val="24"/>
               </w:rPr>
               <w:t xml:space="preserve">Fabricable carton + ficelle</w:t>
             </w:r>
@@ -1966,8 +1966,8 @@
                 <w:bCs w:val="false"/>
                 <w:i w:val="false"/>
                 <w:iCs w:val="false"/>
-                <w:sz w:val="16"/>
-                <w:szCs w:val="16"/>
+                <w:sz w:val="24"/>
+                <w:szCs w:val="24"/>
               </w:rPr>
               <w:t xml:space="preserve">☐</w:t>
             </w:r>
@@ -2001,8 +2001,8 @@
                 <w:bCs w:val="false"/>
                 <w:i w:val="false"/>
                 <w:iCs w:val="false"/>
-                <w:sz w:val="16"/>
-                <w:szCs w:val="16"/>
+                <w:sz w:val="24"/>
+                <w:szCs w:val="24"/>
               </w:rPr>
               <w:t xml:space="preserve">☐</w:t>
             </w:r>
@@ -2036,8 +2036,8 @@
                 <w:bCs w:val="false"/>
                 <w:i w:val="false"/>
                 <w:iCs w:val="false"/>
-                <w:sz w:val="16"/>
-                <w:szCs w:val="16"/>
+                <w:sz w:val="24"/>
+                <w:szCs w:val="24"/>
               </w:rPr>
               <w:t xml:space="preserve">☐</w:t>
             </w:r>
@@ -2047,7 +2047,7 @@
     </w:tbl>
     <w:p>
       <w:pPr>
-        <w:spacing w:after="40" w:before="50"/>
+        <w:spacing w:after="64" w:before="50"/>
       </w:pPr>
       <w:r>
         <w:rPr>
@@ -2056,10 +2056,10 @@
           <w:bCs w:val="false"/>
           <w:i w:val="false"/>
           <w:iCs w:val="false"/>
-          <w:sz w:val="16"/>
-          <w:szCs w:val="16"/>
+          <w:sz w:val="24"/>
+          <w:szCs w:val="24"/>
         </w:rPr>
-        <w:t xml:space="preserve">Je retiens la solution n° ...... car .........................................................................................................</w:t>
+        <w:t xml:space="preserve">Je retiens la solution n° ...... car ....................................................................</w:t>
       </w:r>
     </w:p>
     <w:tbl>
@@ -2098,7 +2098,7 @@
           </w:tcPr>
           <w:p>
             <w:pPr>
-              <w:spacing w:after="60"/>
+              <w:spacing w:after="96"/>
             </w:pPr>
             <w:r>
               <w:rPr>
@@ -2107,44 +2107,44 @@
                 <w:bCs/>
                 <w:i w:val="false"/>
                 <w:iCs w:val="false"/>
-                <w:sz w:val="18"/>
-                <w:szCs w:val="18"/>
+                <w:sz w:val="26"/>
+                <w:szCs w:val="26"/>
               </w:rPr>
               <w:t xml:space="preserve">BILAN — ce que je retiens</w:t>
             </w:r>
           </w:p>
           <w:p>
             <w:pPr>
-              <w:spacing w:after="60"/>
-            </w:pPr>
-            <w:r>
-              <w:rPr>
-                <w:rFonts w:ascii="Arial" w:cs="Arial" w:eastAsia="Arial" w:hAnsi="Arial"/>
-                <w:b w:val="false"/>
-                <w:bCs w:val="false"/>
-                <w:i w:val="false"/>
-                <w:iCs w:val="false"/>
-                <w:sz w:val="16"/>
-                <w:szCs w:val="16"/>
-              </w:rPr>
-              <w:t xml:space="preserve">• Un croquis coté s'exprime en ............ et chaque dimension n'apparaît qu'............ fois.</w:t>
-            </w:r>
-          </w:p>
-          <w:p>
-            <w:pPr>
-              <w:spacing w:after="60"/>
-            </w:pPr>
-            <w:r>
-              <w:rPr>
-                <w:rFonts w:ascii="Arial" w:cs="Arial" w:eastAsia="Arial" w:hAnsi="Arial"/>
-                <w:b w:val="false"/>
-                <w:bCs w:val="false"/>
-                <w:i w:val="false"/>
-                <w:iCs w:val="false"/>
-                <w:sz w:val="16"/>
-                <w:szCs w:val="16"/>
-              </w:rPr>
-              <w:t xml:space="preserve">• On choisit une solution en la confrontant aux ...................................... du CDC, pas au hasard.</w:t>
+              <w:spacing w:after="96"/>
+            </w:pPr>
+            <w:r>
+              <w:rPr>
+                <w:rFonts w:ascii="Arial" w:cs="Arial" w:eastAsia="Arial" w:hAnsi="Arial"/>
+                <w:b w:val="false"/>
+                <w:bCs w:val="false"/>
+                <w:i w:val="false"/>
+                <w:iCs w:val="false"/>
+                <w:sz w:val="24"/>
+                <w:szCs w:val="24"/>
+              </w:rPr>
+              <w:t xml:space="preserve">• Un croquis coté s'exprime en ...... et chaque dimension n'apparaît qu'...... fois.</w:t>
+            </w:r>
+          </w:p>
+          <w:p>
+            <w:pPr>
+              <w:spacing w:after="96"/>
+            </w:pPr>
+            <w:r>
+              <w:rPr>
+                <w:rFonts w:ascii="Arial" w:cs="Arial" w:eastAsia="Arial" w:hAnsi="Arial"/>
+                <w:b w:val="false"/>
+                <w:bCs w:val="false"/>
+                <w:i w:val="false"/>
+                <w:iCs w:val="false"/>
+                <w:sz w:val="24"/>
+                <w:szCs w:val="24"/>
+              </w:rPr>
+              <w:t xml:space="preserve">• On choisit une solution en la confrontant aux .................... du CDC, pas au hasard.</w:t>
             </w:r>
           </w:p>
         </w:tc>
@@ -2162,8 +2162,8 @@
           <w:bCs w:val="false"/>
           <w:i/>
           <w:iCs/>
-          <w:sz w:val="16"/>
-          <w:szCs w:val="16"/>
+          <w:sz w:val="24"/>
+          <w:szCs w:val="24"/>
         </w:rPr>
         <w:t xml:space="preserve">« Dessiner, c'est déjà fabriquer. »</w:t>
       </w:r>
@@ -2357,8 +2357,8 @@
     <w:rPrDefault>
       <w:rPr>
         <w:rFonts w:ascii="Arial" w:cs="Arial" w:eastAsia="Arial" w:hAnsi="Arial"/>
-        <w:sz w:val="16"/>
-        <w:szCs w:val="16"/>
+        <w:sz w:val="24"/>
+        <w:szCs w:val="24"/>
       </w:rPr>
     </w:rPrDefault>
     <w:pPrDefault/>

--- a/public/2026/seq05/FICHE_S5-A02_CroquisCote_4eme.docx
+++ b/public/2026/seq05/FICHE_S5-A02_CroquisCote_4eme.docx
@@ -279,7 +279,7 @@
     </w:tbl>
     <w:p>
       <w:pPr>
-        <w:spacing w:after="96"/>
+        <w:spacing w:after="81"/>
       </w:pPr>
     </w:p>
     <w:tbl>
@@ -445,7 +445,7 @@
     </w:tbl>
     <w:p>
       <w:pPr>
-        <w:spacing w:after="128"/>
+        <w:spacing w:after="108"/>
       </w:pPr>
     </w:p>
     <w:tbl>
@@ -505,7 +505,7 @@
     </w:tbl>
     <w:p>
       <w:pPr>
-        <w:spacing w:after="128"/>
+        <w:spacing w:after="108"/>
       </w:pPr>
     </w:p>
     <w:tbl>
@@ -543,7 +543,7 @@
           </w:tcPr>
           <w:p>
             <w:pPr>
-              <w:spacing w:after="96"/>
+              <w:spacing w:after="81"/>
             </w:pPr>
             <w:r>
               <w:rPr>
@@ -580,7 +580,7 @@
     </w:tbl>
     <w:p>
       <w:pPr>
-        <w:spacing w:after="128"/>
+        <w:spacing w:after="108"/>
       </w:pPr>
     </w:p>
     <w:tbl>
@@ -631,7 +631,7 @@
                 <w:sz w:val="26"/>
                 <w:szCs w:val="26"/>
               </w:rPr>
-              <w:t xml:space="preserve">PARTIE 1 — Les règles du croquis coté  (exemple annoté projeté)</w:t>
+              <w:t xml:space="preserve">PARTIE 1 — Les règles du croquis coté  (exemple annoté ci-dessous)</w:t>
             </w:r>
           </w:p>
         </w:tc>
@@ -639,7 +639,46 @@
     </w:tbl>
     <w:p>
       <w:pPr>
-        <w:spacing w:after="64"/>
+        <w:spacing w:before="60" w:after="80"/>
+        <w:jc w:val="center"/>
+      </w:pPr>
+      <w:r>
+        <w:drawing xmlns:wp="http://schemas.openxmlformats.org/drawingml/2006/wordprocessingDrawing">
+          <wp:inline distT="0" distB="0" distL="0" distR="0">
+            <wp:extent cx="5472000" cy="1972800"/>
+            <wp:docPr id="9155" name="schema_schema_croquis_cote.png"/>
+            <a:graphic xmlns:a="http://schemas.openxmlformats.org/drawingml/2006/main">
+              <a:graphicData uri="http://schemas.openxmlformats.org/drawingml/2006/picture">
+                <pic:pic xmlns:pic="http://schemas.openxmlformats.org/drawingml/2006/picture">
+                  <pic:nvPicPr>
+                    <pic:cNvPr id="9155" name="schema_schema_croquis_cote.png"/>
+                    <pic:cNvPicPr/>
+                  </pic:nvPicPr>
+                  <pic:blipFill>
+                    <a:blip xmlns:r="http://schemas.openxmlformats.org/officeDocument/2006/relationships" r:embed="rId10"/>
+                    <a:stretch>
+                      <a:fillRect/>
+                    </a:stretch>
+                  </pic:blipFill>
+                  <pic:spPr>
+                    <a:xfrm>
+                      <a:off x="0" y="0"/>
+                      <a:ext cx="5472000" cy="1972800"/>
+                    </a:xfrm>
+                    <a:prstGeom prst="rect">
+                      <a:avLst/>
+                    </a:prstGeom>
+                  </pic:spPr>
+                </pic:pic>
+              </a:graphicData>
+            </a:graphic>
+          </wp:inline>
+        </w:drawing>
+      </w:r>
+    </w:p>
+    <w:p>
+      <w:pPr>
+        <w:spacing w:after="54"/>
       </w:pPr>
     </w:p>
     <w:tbl>
@@ -1023,7 +1062,7 @@
     </w:tbl>
     <w:p>
       <w:pPr>
-        <w:spacing w:after="80"/>
+        <w:spacing w:after="68"/>
       </w:pPr>
     </w:p>
     <w:tbl>
@@ -1082,12 +1121,12 @@
     </w:tbl>
     <w:p>
       <w:pPr>
-        <w:spacing w:after="64"/>
+        <w:spacing w:after="54"/>
       </w:pPr>
     </w:p>
     <w:p>
       <w:pPr>
-        <w:spacing w:after="96"/>
+        <w:spacing w:after="81"/>
       </w:pPr>
       <w:r>
         <w:rPr>
@@ -1372,7 +1411,7 @@
           </w:tcPr>
           <w:p>
             <w:pPr>
-              <w:spacing w:after="2500"/>
+              <w:spacing w:after="2240"/>
             </w:pPr>
             <w:r>
               <w:rPr>
@@ -1392,7 +1431,7 @@
     </w:tbl>
     <w:p>
       <w:pPr>
-        <w:spacing w:after="64"/>
+        <w:spacing w:after="54"/>
       </w:pPr>
     </w:p>
     <w:tbl>
@@ -1451,7 +1490,7 @@
     </w:tbl>
     <w:p>
       <w:pPr>
-        <w:spacing w:after="64"/>
+        <w:spacing w:after="54"/>
       </w:pPr>
     </w:p>
     <w:tbl>
@@ -2047,7 +2086,7 @@
     </w:tbl>
     <w:p>
       <w:pPr>
-        <w:spacing w:after="64" w:before="50"/>
+        <w:spacing w:after="54" w:before="50"/>
       </w:pPr>
       <w:r>
         <w:rPr>
@@ -2098,7 +2137,7 @@
           </w:tcPr>
           <w:p>
             <w:pPr>
-              <w:spacing w:after="96"/>
+              <w:spacing w:after="81"/>
             </w:pPr>
             <w:r>
               <w:rPr>
@@ -2115,7 +2154,7 @@
           </w:p>
           <w:p>
             <w:pPr>
-              <w:spacing w:after="96"/>
+              <w:spacing w:after="81"/>
             </w:pPr>
             <w:r>
               <w:rPr>
@@ -2132,7 +2171,7 @@
           </w:p>
           <w:p>
             <w:pPr>
-              <w:spacing w:after="96"/>
+              <w:spacing w:after="81"/>
             </w:pPr>
             <w:r>
               <w:rPr>

--- a/public/2026/seq05/FICHE_S5-A02_CroquisCote_4eme.docx
+++ b/public/2026/seq05/FICHE_S5-A02_CroquisCote_4eme.docx
@@ -21,6 +21,9 @@
         <w:gridCol w:w="1200"/>
       </w:tblGrid>
       <w:tr>
+        <w:trPr>
+          <w:cantSplit/>
+        </w:trPr>
         <w:tc>
           <w:tcPr>
             <w:tcW w:type="dxa" w:w="1266"/>
@@ -210,6 +213,32 @@
               <w:t xml:space="preserve">ACTIVITÉ N°02</w:t>
             </w:r>
           </w:p>
+          <w:p>
+            <w:pPr>
+              <w:spacing w:after="0"/>
+            </w:pPr>
+            <w:r>
+              <w:rPr>
+                <w:rFonts w:ascii="Arial" w:cs="Arial" w:eastAsia="Arial" w:hAnsi="Arial"/>
+                <w:sz w:val="14"/>
+                <w:szCs w:val="14"/>
+              </w:rPr>
+              <w:t xml:space="preserve">NOM : ..............................</w:t>
+            </w:r>
+          </w:p>
+          <w:p>
+            <w:pPr>
+              <w:spacing w:after="0"/>
+            </w:pPr>
+            <w:r>
+              <w:rPr>
+                <w:rFonts w:ascii="Arial" w:cs="Arial" w:eastAsia="Arial" w:hAnsi="Arial"/>
+                <w:sz w:val="14"/>
+                <w:szCs w:val="14"/>
+              </w:rPr>
+              <w:t xml:space="preserve">PRÉNOM : .........................</w:t>
+            </w:r>
+          </w:p>
         </w:tc>
         <w:tc>
           <w:tcPr>
@@ -295,149 +324,48 @@
         </w:tblBorders>
       </w:tblPr>
       <w:tblGrid>
-        <w:gridCol w:w="2340"/>
-        <w:gridCol w:w="2340"/>
-        <w:gridCol w:w="2340"/>
-        <w:gridCol w:w="2340"/>
+        <w:gridCol w:w="9360"/>
       </w:tblGrid>
       <w:tr>
-        <w:tc>
-          <w:tcPr>
-            <w:tcW w:type="dxa" w:w="2340"/>
-            <w:tcBorders>
-              <w:top w:val="single" w:color="000000" w:sz="6"/>
-              <w:left w:val="single" w:color="000000" w:sz="6"/>
-              <w:bottom w:val="single" w:color="000000" w:sz="6"/>
-              <w:right w:val="single" w:color="000000" w:sz="6"/>
-            </w:tcBorders>
-            <w:tcMar>
-              <w:top w:type="dxa" w:w="40"/>
-              <w:left w:type="dxa" w:w="80"/>
-              <w:bottom w:type="dxa" w:w="40"/>
-              <w:right w:type="dxa" w:w="80"/>
-            </w:tcMar>
-            <w:vAlign w:val="center"/>
-          </w:tcPr>
-          <w:p>
-            <w:pPr>
-              <w:spacing w:after="0"/>
-            </w:pPr>
-            <w:r>
-              <w:rPr>
-                <w:rFonts w:ascii="Arial" w:cs="Arial" w:eastAsia="Arial" w:hAnsi="Arial"/>
-                <w:b w:val="false"/>
-                <w:bCs w:val="false"/>
-                <w:i w:val="false"/>
-                <w:iCs w:val="false"/>
-                <w:sz w:val="24"/>
-                <w:szCs w:val="24"/>
-              </w:rPr>
-              <w:t xml:space="preserve">NOM : </w:t>
-            </w:r>
-          </w:p>
-        </w:tc>
-        <w:tc>
-          <w:tcPr>
-            <w:tcW w:type="dxa" w:w="2340"/>
-            <w:tcBorders>
-              <w:top w:val="single" w:color="000000" w:sz="6"/>
-              <w:left w:val="single" w:color="000000" w:sz="6"/>
-              <w:bottom w:val="single" w:color="000000" w:sz="6"/>
-              <w:right w:val="single" w:color="000000" w:sz="6"/>
-            </w:tcBorders>
-            <w:tcMar>
-              <w:top w:type="dxa" w:w="40"/>
-              <w:left w:type="dxa" w:w="80"/>
-              <w:bottom w:type="dxa" w:w="40"/>
-              <w:right w:type="dxa" w:w="80"/>
-            </w:tcMar>
-            <w:vAlign w:val="center"/>
-          </w:tcPr>
-          <w:p>
-            <w:pPr>
-              <w:spacing w:after="0"/>
-            </w:pPr>
-            <w:r>
-              <w:rPr>
-                <w:rFonts w:ascii="Arial" w:cs="Arial" w:eastAsia="Arial" w:hAnsi="Arial"/>
-                <w:b w:val="false"/>
-                <w:bCs w:val="false"/>
-                <w:i w:val="false"/>
-                <w:iCs w:val="false"/>
-                <w:sz w:val="24"/>
-                <w:szCs w:val="24"/>
-              </w:rPr>
-              <w:t xml:space="preserve">PRÉNOM : </w:t>
-            </w:r>
-          </w:p>
-        </w:tc>
-        <w:tc>
-          <w:tcPr>
-            <w:tcW w:type="dxa" w:w="2340"/>
-            <w:tcBorders>
-              <w:top w:val="single" w:color="000000" w:sz="6"/>
-              <w:left w:val="single" w:color="000000" w:sz="6"/>
-              <w:bottom w:val="single" w:color="000000" w:sz="6"/>
-              <w:right w:val="single" w:color="000000" w:sz="6"/>
-            </w:tcBorders>
-            <w:tcMar>
-              <w:top w:type="dxa" w:w="40"/>
-              <w:left w:type="dxa" w:w="80"/>
-              <w:bottom w:type="dxa" w:w="40"/>
-              <w:right w:type="dxa" w:w="80"/>
-            </w:tcMar>
-            <w:vAlign w:val="center"/>
-          </w:tcPr>
-          <w:p>
-            <w:pPr>
-              <w:spacing w:after="0"/>
-            </w:pPr>
-            <w:r>
-              <w:rPr>
-                <w:rFonts w:ascii="Arial" w:cs="Arial" w:eastAsia="Arial" w:hAnsi="Arial"/>
-                <w:b w:val="false"/>
-                <w:bCs w:val="false"/>
-                <w:i w:val="false"/>
-                <w:iCs w:val="false"/>
-                <w:sz w:val="24"/>
-                <w:szCs w:val="24"/>
-              </w:rPr>
-              <w:t xml:space="preserve">CLASSE : </w:t>
-            </w:r>
-          </w:p>
-        </w:tc>
-        <w:tc>
-          <w:tcPr>
-            <w:tcW w:type="dxa" w:w="2340"/>
-            <w:tcBorders>
-              <w:top w:val="single" w:color="000000" w:sz="6"/>
-              <w:left w:val="single" w:color="000000" w:sz="6"/>
-              <w:bottom w:val="single" w:color="000000" w:sz="6"/>
-              <w:right w:val="single" w:color="000000" w:sz="6"/>
-            </w:tcBorders>
-            <w:tcMar>
-              <w:top w:type="dxa" w:w="40"/>
-              <w:left w:type="dxa" w:w="80"/>
-              <w:bottom w:type="dxa" w:w="40"/>
-              <w:right w:type="dxa" w:w="80"/>
-            </w:tcMar>
-            <w:vAlign w:val="center"/>
-          </w:tcPr>
-          <w:p>
-            <w:pPr>
-              <w:spacing w:after="0"/>
-            </w:pPr>
-            <w:r>
-              <w:rPr>
-                <w:rFonts w:ascii="Arial" w:cs="Arial" w:eastAsia="Arial" w:hAnsi="Arial"/>
-                <w:b w:val="false"/>
-                <w:bCs w:val="false"/>
-                <w:i w:val="false"/>
-                <w:iCs w:val="false"/>
-                <w:sz w:val="24"/>
-                <w:szCs w:val="24"/>
-              </w:rPr>
-              <w:t xml:space="preserve">MAISON : </w:t>
+        <w:trPr>
+          <w:cantSplit/>
+        </w:trPr>
+        <w:tc>
+          <w:tcPr>
+            <w:tcW w:type="dxa" w:w="9360"/>
+            <w:tcBorders>
+              <w:top w:val="single" w:color="000000" w:sz="6"/>
+              <w:left w:val="single" w:color="000000" w:sz="6"/>
+              <w:bottom w:val="single" w:color="000000" w:sz="6"/>
+              <w:right w:val="single" w:color="000000" w:sz="6"/>
+            </w:tcBorders>
+            <w:shd w:fill="D9D9D9" w:val="clear"/>
+            <w:tcMar>
+              <w:top w:type="dxa" w:w="40"/>
+              <w:left w:type="dxa" w:w="80"/>
+              <w:bottom w:type="dxa" w:w="40"/>
+              <w:right w:type="dxa" w:w="80"/>
+            </w:tcMar>
+            <w:vAlign w:val="center"/>
+          </w:tcPr>
+          <w:p>
+            <w:pPr>
+              <w:keepNext/>
+              <w:keepLines/>
+              <w:spacing w:after="0"/>
+              <w:jc w:val="center"/>
+            </w:pPr>
+            <w:r>
+              <w:rPr>
+                <w:rFonts w:ascii="Arial" w:cs="Arial" w:eastAsia="Arial" w:hAnsi="Arial"/>
+                <w:b/>
+                <w:bCs/>
+                <w:i w:val="false"/>
+                <w:iCs w:val="false"/>
+                <w:sz w:val="32"/>
+                <w:szCs w:val="32"/>
+              </w:rPr>
+              <w:t xml:space="preserve">CROQUIS COTÉ ET PERSPECTIVE</w:t>
             </w:r>
           </w:p>
         </w:tc>
@@ -445,6 +373,8 @@
     </w:tbl>
     <w:p>
       <w:pPr>
+        <w:keepNext/>
+        <w:keepLines/>
         <w:spacing w:after="108"/>
       </w:pPr>
     </w:p>
@@ -464,6 +394,9 @@
         <w:gridCol w:w="9360"/>
       </w:tblGrid>
       <w:tr>
+        <w:trPr>
+          <w:cantSplit/>
+        </w:trPr>
         <w:tc>
           <w:tcPr>
             <w:tcW w:type="dxa" w:w="9360"/>
@@ -473,31 +406,50 @@
               <w:bottom w:val="single" w:color="000000" w:sz="6"/>
               <w:right w:val="single" w:color="000000" w:sz="6"/>
             </w:tcBorders>
-            <w:shd w:fill="D9D9D9" w:val="clear"/>
-            <w:tcMar>
-              <w:top w:type="dxa" w:w="40"/>
-              <w:left w:type="dxa" w:w="80"/>
-              <w:bottom w:type="dxa" w:w="40"/>
-              <w:right w:type="dxa" w:w="80"/>
-            </w:tcMar>
-            <w:vAlign w:val="center"/>
-          </w:tcPr>
-          <w:p>
-            <w:pPr>
-              <w:spacing w:after="0"/>
-              <w:jc w:val="center"/>
+            <w:tcMar>
+              <w:top w:type="dxa" w:w="100"/>
+              <w:left w:type="dxa" w:w="120"/>
+              <w:bottom w:type="dxa" w:w="100"/>
+              <w:right w:type="dxa" w:w="120"/>
+            </w:tcMar>
+            <w:vAlign w:val="center"/>
+          </w:tcPr>
+          <w:p>
+            <w:pPr>
+              <w:keepNext/>
+              <w:keepLines/>
+              <w:spacing w:after="81"/>
+            </w:pPr>
+            <w:r>
+              <w:rPr>
+                <w:rFonts w:ascii="Arial" w:cs="Arial" w:eastAsia="Arial" w:hAnsi="Arial"/>
+                <w:b w:val="false"/>
+                <w:bCs w:val="false"/>
+                <w:i w:val="false"/>
+                <w:iCs w:val="false"/>
+                <w:sz w:val="24"/>
+                <w:szCs w:val="24"/>
+              </w:rPr>
+              <w:t xml:space="preserve">Ton idée est dans ta tête… mais le bureau d'études ne lit pas dans les pensées ! Le croquis coté est le langage universel entre celui qui imagine et celui qui fabrique.</w:t>
+            </w:r>
+          </w:p>
+          <w:p>
+            <w:pPr>
+              <w:keepNext/>
+              <w:keepLines/>
+              <w:spacing w:after="0"/>
             </w:pPr>
             <w:r>
               <w:rPr>
                 <w:rFonts w:ascii="Arial" w:cs="Arial" w:eastAsia="Arial" w:hAnsi="Arial"/>
                 <w:b/>
                 <w:bCs/>
-                <w:i w:val="false"/>
-                <w:iCs w:val="false"/>
-                <w:sz w:val="32"/>
-                <w:szCs w:val="32"/>
-              </w:rPr>
-              <w:t xml:space="preserve">CROQUIS COTÉ ET PERSPECTIVE</w:t>
+                <w:i/>
+                <w:iCs/>
+                <w:sz w:val="24"/>
+                <w:szCs w:val="24"/>
+              </w:rPr>
+              <w:t xml:space="preserve">❓ Comment représenter une solution pour qu'un autre puisse la fabriquer ?</w:t>
             </w:r>
           </w:p>
         </w:tc>
@@ -505,138 +457,31 @@
     </w:tbl>
     <w:p>
       <w:pPr>
-        <w:spacing w:after="108"/>
+        <w:keepNext/>
+        <w:keepLines/>
+        <w:pBdr>
+          <w:top w:val="single" w:color="000000" w:sz="6" w:space="4"/>
+          <w:left w:val="single" w:color="000000" w:sz="6" w:space="4"/>
+          <w:bottom w:val="single" w:color="000000" w:sz="6" w:space="4"/>
+          <w:right w:val="single" w:color="000000" w:sz="6" w:space="4"/>
+        </w:pBdr>
+        <w:shd w:val="clear" w:color="auto" w:fill="D9D9D9"/>
+        <w:spacing w:before="150" w:after="130"/>
+        <w:ind w:left="0" w:right="1106"/>
       </w:pPr>
+      <w:r>
+        <w:rPr>
+          <w:rFonts w:ascii="Arial" w:cs="Arial" w:eastAsia="Arial" w:hAnsi="Arial"/>
+          <w:b/>
+          <w:bCs/>
+          <w:i w:val="false"/>
+          <w:iCs w:val="false"/>
+          <w:sz w:val="26"/>
+          <w:szCs w:val="26"/>
+        </w:rPr>
+        <w:t xml:space="preserve">PARTIE 1 — Les règles du croquis coté  (exemple annoté ci-dessous)</w:t>
+      </w:r>
     </w:p>
-    <w:tbl>
-      <w:tblPr>
-        <w:tblW w:type="dxa" w:w="9360"/>
-        <w:tblBorders>
-          <w:top w:val="single" w:color="auto" w:sz="4"/>
-          <w:left w:val="single" w:color="auto" w:sz="4"/>
-          <w:bottom w:val="single" w:color="auto" w:sz="4"/>
-          <w:right w:val="single" w:color="auto" w:sz="4"/>
-          <w:insideH w:val="single" w:color="auto" w:sz="4"/>
-          <w:insideV w:val="single" w:color="auto" w:sz="4"/>
-        </w:tblBorders>
-      </w:tblPr>
-      <w:tblGrid>
-        <w:gridCol w:w="9360"/>
-      </w:tblGrid>
-      <w:tr>
-        <w:tc>
-          <w:tcPr>
-            <w:tcW w:type="dxa" w:w="9360"/>
-            <w:tcBorders>
-              <w:top w:val="single" w:color="000000" w:sz="6"/>
-              <w:left w:val="single" w:color="000000" w:sz="6"/>
-              <w:bottom w:val="single" w:color="000000" w:sz="6"/>
-              <w:right w:val="single" w:color="000000" w:sz="6"/>
-            </w:tcBorders>
-            <w:tcMar>
-              <w:top w:type="dxa" w:w="100"/>
-              <w:left w:type="dxa" w:w="120"/>
-              <w:bottom w:type="dxa" w:w="100"/>
-              <w:right w:type="dxa" w:w="120"/>
-            </w:tcMar>
-            <w:vAlign w:val="center"/>
-          </w:tcPr>
-          <w:p>
-            <w:pPr>
-              <w:spacing w:after="81"/>
-            </w:pPr>
-            <w:r>
-              <w:rPr>
-                <w:rFonts w:ascii="Arial" w:cs="Arial" w:eastAsia="Arial" w:hAnsi="Arial"/>
-                <w:b w:val="false"/>
-                <w:bCs w:val="false"/>
-                <w:i w:val="false"/>
-                <w:iCs w:val="false"/>
-                <w:sz w:val="24"/>
-                <w:szCs w:val="24"/>
-              </w:rPr>
-              <w:t xml:space="preserve">Ton idée est dans ta tête… mais le bureau d'études ne lit pas dans les pensées ! Le croquis coté est le langage universel entre celui qui imagine et celui qui fabrique.</w:t>
-            </w:r>
-          </w:p>
-          <w:p>
-            <w:pPr>
-              <w:spacing w:after="0"/>
-            </w:pPr>
-            <w:r>
-              <w:rPr>
-                <w:rFonts w:ascii="Arial" w:cs="Arial" w:eastAsia="Arial" w:hAnsi="Arial"/>
-                <w:b/>
-                <w:bCs/>
-                <w:i/>
-                <w:iCs/>
-                <w:sz w:val="24"/>
-                <w:szCs w:val="24"/>
-              </w:rPr>
-              <w:t xml:space="preserve">❓ Comment représenter une solution pour qu'un autre puisse la fabriquer ?</w:t>
-            </w:r>
-          </w:p>
-        </w:tc>
-      </w:tr>
-    </w:tbl>
-    <w:p>
-      <w:pPr>
-        <w:spacing w:after="108"/>
-      </w:pPr>
-    </w:p>
-    <w:tbl>
-      <w:tblPr>
-        <w:tblW w:type="dxa" w:w="9360"/>
-        <w:tblBorders>
-          <w:top w:val="single" w:color="auto" w:sz="4"/>
-          <w:left w:val="single" w:color="auto" w:sz="4"/>
-          <w:bottom w:val="single" w:color="auto" w:sz="4"/>
-          <w:right w:val="single" w:color="auto" w:sz="4"/>
-          <w:insideH w:val="single" w:color="auto" w:sz="4"/>
-          <w:insideV w:val="single" w:color="auto" w:sz="4"/>
-        </w:tblBorders>
-      </w:tblPr>
-      <w:tblGrid>
-        <w:gridCol w:w="9360"/>
-      </w:tblGrid>
-      <w:tr>
-        <w:tc>
-          <w:tcPr>
-            <w:tcW w:type="dxa" w:w="9360"/>
-            <w:tcBorders>
-              <w:top w:val="single" w:color="000000" w:sz="6"/>
-              <w:left w:val="single" w:color="000000" w:sz="6"/>
-              <w:bottom w:val="single" w:color="000000" w:sz="6"/>
-              <w:right w:val="single" w:color="000000" w:sz="6"/>
-            </w:tcBorders>
-            <w:shd w:fill="F2F2F2" w:val="clear"/>
-            <w:tcMar>
-              <w:top w:type="dxa" w:w="40"/>
-              <w:left w:type="dxa" w:w="80"/>
-              <w:bottom w:type="dxa" w:w="40"/>
-              <w:right w:type="dxa" w:w="80"/>
-            </w:tcMar>
-            <w:vAlign w:val="center"/>
-          </w:tcPr>
-          <w:p>
-            <w:pPr>
-              <w:spacing w:after="0"/>
-            </w:pPr>
-            <w:r>
-              <w:rPr>
-                <w:rFonts w:ascii="Arial" w:cs="Arial" w:eastAsia="Arial" w:hAnsi="Arial"/>
-                <w:b/>
-                <w:bCs/>
-                <w:i w:val="false"/>
-                <w:iCs w:val="false"/>
-                <w:sz w:val="26"/>
-                <w:szCs w:val="26"/>
-              </w:rPr>
-              <w:t xml:space="preserve">PARTIE 1 — Les règles du croquis coté  (exemple annoté ci-dessous)</w:t>
-            </w:r>
-          </w:p>
-        </w:tc>
-      </w:tr>
-    </w:tbl>
     <w:p>
       <w:pPr>
         <w:spacing w:before="60" w:after="80"/>
@@ -698,6 +543,9 @@
         <w:gridCol w:w="5160"/>
       </w:tblGrid>
       <w:tr>
+        <w:trPr>
+          <w:cantSplit/>
+        </w:trPr>
         <w:tc>
           <w:tcPr>
             <w:tcW w:type="dxa" w:w="4200"/>
@@ -718,6 +566,8 @@
           </w:tcPr>
           <w:p>
             <w:pPr>
+              <w:keepNext/>
+              <w:keepLines/>
               <w:spacing w:after="0"/>
             </w:pPr>
             <w:r>
@@ -754,6 +604,8 @@
           </w:tcPr>
           <w:p>
             <w:pPr>
+              <w:keepNext/>
+              <w:keepLines/>
               <w:spacing w:after="0"/>
             </w:pPr>
             <w:r>
@@ -772,6 +624,9 @@
         </w:tc>
       </w:tr>
       <w:tr>
+        <w:trPr>
+          <w:cantSplit/>
+        </w:trPr>
         <w:tc>
           <w:tcPr>
             <w:tcW w:type="dxa" w:w="4200"/>
@@ -791,6 +646,8 @@
           </w:tcPr>
           <w:p>
             <w:pPr>
+              <w:keepNext/>
+              <w:keepLines/>
               <w:spacing w:after="0"/>
             </w:pPr>
             <w:r>
@@ -826,6 +683,8 @@
           </w:tcPr>
           <w:p>
             <w:pPr>
+              <w:keepNext/>
+              <w:keepLines/>
               <w:spacing w:after="0"/>
             </w:pPr>
             <w:r>
@@ -844,6 +703,9 @@
         </w:tc>
       </w:tr>
       <w:tr>
+        <w:trPr>
+          <w:cantSplit/>
+        </w:trPr>
         <w:tc>
           <w:tcPr>
             <w:tcW w:type="dxa" w:w="4200"/>
@@ -863,6 +725,8 @@
           </w:tcPr>
           <w:p>
             <w:pPr>
+              <w:keepNext/>
+              <w:keepLines/>
               <w:spacing w:after="0"/>
             </w:pPr>
             <w:r>
@@ -898,6 +762,8 @@
           </w:tcPr>
           <w:p>
             <w:pPr>
+              <w:keepNext/>
+              <w:keepLines/>
               <w:spacing w:after="0"/>
             </w:pPr>
             <w:r>
@@ -916,6 +782,9 @@
         </w:tc>
       </w:tr>
       <w:tr>
+        <w:trPr>
+          <w:cantSplit/>
+        </w:trPr>
         <w:tc>
           <w:tcPr>
             <w:tcW w:type="dxa" w:w="4200"/>
@@ -935,6 +804,8 @@
           </w:tcPr>
           <w:p>
             <w:pPr>
+              <w:keepNext/>
+              <w:keepLines/>
               <w:spacing w:after="0"/>
             </w:pPr>
             <w:r>
@@ -970,6 +841,8 @@
           </w:tcPr>
           <w:p>
             <w:pPr>
+              <w:keepNext/>
+              <w:keepLines/>
               <w:spacing w:after="0"/>
             </w:pPr>
             <w:r>
@@ -988,6 +861,9 @@
         </w:tc>
       </w:tr>
       <w:tr>
+        <w:trPr>
+          <w:cantSplit/>
+        </w:trPr>
         <w:tc>
           <w:tcPr>
             <w:tcW w:type="dxa" w:w="4200"/>
@@ -1062,70 +938,35 @@
     </w:tbl>
     <w:p>
       <w:pPr>
-        <w:spacing w:after="68"/>
+        <w:keepNext/>
+        <w:keepLines/>
+        <w:pBdr>
+          <w:top w:val="single" w:color="000000" w:sz="6" w:space="4"/>
+          <w:left w:val="single" w:color="000000" w:sz="6" w:space="4"/>
+          <w:bottom w:val="single" w:color="000000" w:sz="6" w:space="4"/>
+          <w:right w:val="single" w:color="000000" w:sz="6" w:space="4"/>
+        </w:pBdr>
+        <w:shd w:val="clear" w:color="auto" w:fill="D9D9D9"/>
+        <w:spacing w:before="150" w:after="130"/>
+        <w:ind w:left="0" w:right="1106"/>
       </w:pPr>
-    </w:p>
-    <w:tbl>
-      <w:tblPr>
-        <w:tblW w:type="dxa" w:w="9360"/>
-        <w:tblBorders>
-          <w:top w:val="single" w:color="auto" w:sz="4"/>
-          <w:left w:val="single" w:color="auto" w:sz="4"/>
-          <w:bottom w:val="single" w:color="auto" w:sz="4"/>
-          <w:right w:val="single" w:color="auto" w:sz="4"/>
-          <w:insideH w:val="single" w:color="auto" w:sz="4"/>
-          <w:insideV w:val="single" w:color="auto" w:sz="4"/>
-        </w:tblBorders>
-      </w:tblPr>
-      <w:tblGrid>
-        <w:gridCol w:w="9360"/>
-      </w:tblGrid>
-      <w:tr>
-        <w:tc>
-          <w:tcPr>
-            <w:tcW w:type="dxa" w:w="9360"/>
-            <w:tcBorders>
-              <w:top w:val="single" w:color="000000" w:sz="6"/>
-              <w:left w:val="single" w:color="000000" w:sz="6"/>
-              <w:bottom w:val="single" w:color="000000" w:sz="6"/>
-              <w:right w:val="single" w:color="000000" w:sz="6"/>
-            </w:tcBorders>
-            <w:shd w:fill="F2F2F2" w:val="clear"/>
-            <w:tcMar>
-              <w:top w:type="dxa" w:w="40"/>
-              <w:left w:type="dxa" w:w="80"/>
-              <w:bottom w:type="dxa" w:w="40"/>
-              <w:right w:type="dxa" w:w="80"/>
-            </w:tcMar>
-            <w:vAlign w:val="center"/>
-          </w:tcPr>
-          <w:p>
-            <w:pPr>
-              <w:spacing w:after="0"/>
-            </w:pPr>
-            <w:r>
-              <w:rPr>
-                <w:rFonts w:ascii="Arial" w:cs="Arial" w:eastAsia="Arial" w:hAnsi="Arial"/>
-                <w:b/>
-                <w:bCs/>
-                <w:i w:val="false"/>
-                <w:iCs w:val="false"/>
-                <w:sz w:val="26"/>
-                <w:szCs w:val="26"/>
-              </w:rPr>
-              <w:t xml:space="preserve">PARTIE 2 — Mes 3 solutions  (séance en groupe)</w:t>
-            </w:r>
-          </w:p>
-        </w:tc>
-      </w:tr>
-    </w:tbl>
-    <w:p>
-      <w:pPr>
-        <w:spacing w:after="54"/>
-      </w:pPr>
+      <w:r>
+        <w:rPr>
+          <w:rFonts w:ascii="Arial" w:cs="Arial" w:eastAsia="Arial" w:hAnsi="Arial"/>
+          <w:b/>
+          <w:bCs/>
+          <w:i w:val="false"/>
+          <w:iCs w:val="false"/>
+          <w:sz w:val="26"/>
+          <w:szCs w:val="26"/>
+        </w:rPr>
+        <w:t xml:space="preserve">PARTIE 2 — Mes 3 solutions  (séance en groupe)</w:t>
+      </w:r>
     </w:p>
     <w:p>
       <w:pPr>
+        <w:keepNext/>
+        <w:keepLines/>
         <w:spacing w:after="81"/>
       </w:pPr>
       <w:r>
@@ -1159,6 +1000,9 @@
         <w:gridCol w:w="3120"/>
       </w:tblGrid>
       <w:tr>
+        <w:trPr>
+          <w:cantSplit/>
+        </w:trPr>
         <w:tc>
           <w:tcPr>
             <w:tcW w:type="dxa" w:w="3120"/>
@@ -1179,6 +1023,8 @@
           </w:tcPr>
           <w:p>
             <w:pPr>
+              <w:keepNext/>
+              <w:keepLines/>
               <w:spacing w:after="0"/>
             </w:pPr>
             <w:r>
@@ -1215,6 +1061,8 @@
           </w:tcPr>
           <w:p>
             <w:pPr>
+              <w:keepNext/>
+              <w:keepLines/>
               <w:spacing w:after="0"/>
             </w:pPr>
             <w:r>
@@ -1251,6 +1099,8 @@
           </w:tcPr>
           <w:p>
             <w:pPr>
+              <w:keepNext/>
+              <w:keepLines/>
               <w:spacing w:after="0"/>
             </w:pPr>
             <w:r>
@@ -1269,6 +1119,9 @@
         </w:tc>
       </w:tr>
       <w:tr>
+        <w:trPr>
+          <w:cantSplit/>
+        </w:trPr>
         <w:tc>
           <w:tcPr>
             <w:tcW w:type="dxa" w:w="3120"/>
@@ -1392,6 +1245,9 @@
         <w:gridCol w:w="9360"/>
       </w:tblGrid>
       <w:tr>
+        <w:trPr>
+          <w:cantSplit/>
+        </w:trPr>
         <w:tc>
           <w:tcPr>
             <w:tcW w:type="dxa" w:w="9360"/>
@@ -1431,67 +1287,30 @@
     </w:tbl>
     <w:p>
       <w:pPr>
-        <w:spacing w:after="54"/>
+        <w:keepNext/>
+        <w:keepLines/>
+        <w:pBdr>
+          <w:top w:val="single" w:color="000000" w:sz="6" w:space="4"/>
+          <w:left w:val="single" w:color="000000" w:sz="6" w:space="4"/>
+          <w:bottom w:val="single" w:color="000000" w:sz="6" w:space="4"/>
+          <w:right w:val="single" w:color="000000" w:sz="6" w:space="4"/>
+        </w:pBdr>
+        <w:shd w:val="clear" w:color="auto" w:fill="D9D9D9"/>
+        <w:spacing w:before="150" w:after="130"/>
+        <w:ind w:left="0" w:right="1106"/>
       </w:pPr>
-    </w:p>
-    <w:tbl>
-      <w:tblPr>
-        <w:tblW w:type="dxa" w:w="9360"/>
-        <w:tblBorders>
-          <w:top w:val="single" w:color="auto" w:sz="4"/>
-          <w:left w:val="single" w:color="auto" w:sz="4"/>
-          <w:bottom w:val="single" w:color="auto" w:sz="4"/>
-          <w:right w:val="single" w:color="auto" w:sz="4"/>
-          <w:insideH w:val="single" w:color="auto" w:sz="4"/>
-          <w:insideV w:val="single" w:color="auto" w:sz="4"/>
-        </w:tblBorders>
-      </w:tblPr>
-      <w:tblGrid>
-        <w:gridCol w:w="9360"/>
-      </w:tblGrid>
-      <w:tr>
-        <w:tc>
-          <w:tcPr>
-            <w:tcW w:type="dxa" w:w="9360"/>
-            <w:tcBorders>
-              <w:top w:val="single" w:color="000000" w:sz="6"/>
-              <w:left w:val="single" w:color="000000" w:sz="6"/>
-              <w:bottom w:val="single" w:color="000000" w:sz="6"/>
-              <w:right w:val="single" w:color="000000" w:sz="6"/>
-            </w:tcBorders>
-            <w:shd w:fill="F2F2F2" w:val="clear"/>
-            <w:tcMar>
-              <w:top w:type="dxa" w:w="40"/>
-              <w:left w:type="dxa" w:w="80"/>
-              <w:bottom w:type="dxa" w:w="40"/>
-              <w:right w:type="dxa" w:w="80"/>
-            </w:tcMar>
-            <w:vAlign w:val="center"/>
-          </w:tcPr>
-          <w:p>
-            <w:pPr>
-              <w:spacing w:after="0"/>
-            </w:pPr>
-            <w:r>
-              <w:rPr>
-                <w:rFonts w:ascii="Arial" w:cs="Arial" w:eastAsia="Arial" w:hAnsi="Arial"/>
-                <w:b/>
-                <w:bCs/>
-                <w:i w:val="false"/>
-                <w:iCs w:val="false"/>
-                <w:sz w:val="26"/>
-                <w:szCs w:val="26"/>
-              </w:rPr>
-              <w:t xml:space="preserve">PARTIE 3 — Le choix argumenté : retour au CDC</w:t>
-            </w:r>
-          </w:p>
-        </w:tc>
-      </w:tr>
-    </w:tbl>
-    <w:p>
-      <w:pPr>
-        <w:spacing w:after="54"/>
-      </w:pPr>
+      <w:r>
+        <w:rPr>
+          <w:rFonts w:ascii="Arial" w:cs="Arial" w:eastAsia="Arial" w:hAnsi="Arial"/>
+          <w:b/>
+          <w:bCs/>
+          <w:i w:val="false"/>
+          <w:iCs w:val="false"/>
+          <w:sz w:val="26"/>
+          <w:szCs w:val="26"/>
+        </w:rPr>
+        <w:t xml:space="preserve">PARTIE 3 — Le choix argumenté : retour au CDC</w:t>
+      </w:r>
     </w:p>
     <w:tbl>
       <w:tblPr>
@@ -1512,6 +1331,9 @@
         <w:gridCol w:w="1520"/>
       </w:tblGrid>
       <w:tr>
+        <w:trPr>
+          <w:cantSplit/>
+        </w:trPr>
         <w:tc>
           <w:tcPr>
             <w:tcW w:type="dxa" w:w="4800"/>
@@ -1532,6 +1354,8 @@
           </w:tcPr>
           <w:p>
             <w:pPr>
+              <w:keepNext/>
+              <w:keepLines/>
               <w:spacing w:after="0"/>
             </w:pPr>
             <w:r>
@@ -1568,6 +1392,8 @@
           </w:tcPr>
           <w:p>
             <w:pPr>
+              <w:keepNext/>
+              <w:keepLines/>
               <w:spacing w:after="0"/>
             </w:pPr>
             <w:r>
@@ -1604,6 +1430,8 @@
           </w:tcPr>
           <w:p>
             <w:pPr>
+              <w:keepNext/>
+              <w:keepLines/>
               <w:spacing w:after="0"/>
             </w:pPr>
             <w:r>
@@ -1640,6 +1468,8 @@
           </w:tcPr>
           <w:p>
             <w:pPr>
+              <w:keepNext/>
+              <w:keepLines/>
               <w:spacing w:after="0"/>
             </w:pPr>
             <w:r>
@@ -1658,6 +1488,9 @@
         </w:tc>
       </w:tr>
       <w:tr>
+        <w:trPr>
+          <w:cantSplit/>
+        </w:trPr>
         <w:tc>
           <w:tcPr>
             <w:tcW w:type="dxa" w:w="4800"/>
@@ -1677,6 +1510,8 @@
           </w:tcPr>
           <w:p>
             <w:pPr>
+              <w:keepNext/>
+              <w:keepLines/>
               <w:spacing w:after="0"/>
             </w:pPr>
             <w:r>
@@ -1712,6 +1547,8 @@
           </w:tcPr>
           <w:p>
             <w:pPr>
+              <w:keepNext/>
+              <w:keepLines/>
               <w:spacing w:after="0"/>
             </w:pPr>
             <w:r>
@@ -1747,6 +1584,8 @@
           </w:tcPr>
           <w:p>
             <w:pPr>
+              <w:keepNext/>
+              <w:keepLines/>
               <w:spacing w:after="0"/>
             </w:pPr>
             <w:r>
@@ -1782,6 +1621,8 @@
           </w:tcPr>
           <w:p>
             <w:pPr>
+              <w:keepNext/>
+              <w:keepLines/>
               <w:spacing w:after="0"/>
             </w:pPr>
             <w:r>
@@ -1800,6 +1641,9 @@
         </w:tc>
       </w:tr>
       <w:tr>
+        <w:trPr>
+          <w:cantSplit/>
+        </w:trPr>
         <w:tc>
           <w:tcPr>
             <w:tcW w:type="dxa" w:w="4800"/>
@@ -1819,6 +1663,8 @@
           </w:tcPr>
           <w:p>
             <w:pPr>
+              <w:keepNext/>
+              <w:keepLines/>
               <w:spacing w:after="0"/>
             </w:pPr>
             <w:r>
@@ -1854,6 +1700,8 @@
           </w:tcPr>
           <w:p>
             <w:pPr>
+              <w:keepNext/>
+              <w:keepLines/>
               <w:spacing w:after="0"/>
             </w:pPr>
             <w:r>
@@ -1889,6 +1737,8 @@
           </w:tcPr>
           <w:p>
             <w:pPr>
+              <w:keepNext/>
+              <w:keepLines/>
               <w:spacing w:after="0"/>
             </w:pPr>
             <w:r>
@@ -1924,6 +1774,8 @@
           </w:tcPr>
           <w:p>
             <w:pPr>
+              <w:keepNext/>
+              <w:keepLines/>
               <w:spacing w:after="0"/>
             </w:pPr>
             <w:r>
@@ -1942,6 +1794,9 @@
         </w:tc>
       </w:tr>
       <w:tr>
+        <w:trPr>
+          <w:cantSplit/>
+        </w:trPr>
         <w:tc>
           <w:tcPr>
             <w:tcW w:type="dxa" w:w="4800"/>
@@ -2117,6 +1972,9 @@
         <w:gridCol w:w="9360"/>
       </w:tblGrid>
       <w:tr>
+        <w:trPr>
+          <w:cantSplit/>
+        </w:trPr>
         <w:tc>
           <w:tcPr>
             <w:tcW w:type="dxa" w:w="9360"/>

--- a/public/2026/seq05/FICHE_S5-A02_CroquisCote_4eme.docx
+++ b/public/2026/seq05/FICHE_S5-A02_CroquisCote_4eme.docx
@@ -211,32 +211,6 @@
                 <w:szCs w:val="16"/>
               </w:rPr>
               <w:t xml:space="preserve">ACTIVITÉ N°02</w:t>
-            </w:r>
-          </w:p>
-          <w:p>
-            <w:pPr>
-              <w:spacing w:after="0"/>
-            </w:pPr>
-            <w:r>
-              <w:rPr>
-                <w:rFonts w:ascii="Arial" w:cs="Arial" w:eastAsia="Arial" w:hAnsi="Arial"/>
-                <w:sz w:val="14"/>
-                <w:szCs w:val="14"/>
-              </w:rPr>
-              <w:t xml:space="preserve">NOM : ..............................</w:t>
-            </w:r>
-          </w:p>
-          <w:p>
-            <w:pPr>
-              <w:spacing w:after="0"/>
-            </w:pPr>
-            <w:r>
-              <w:rPr>
-                <w:rFonts w:ascii="Arial" w:cs="Arial" w:eastAsia="Arial" w:hAnsi="Arial"/>
-                <w:sz w:val="14"/>
-                <w:szCs w:val="14"/>
-              </w:rPr>
-              <w:t xml:space="preserve">PRÉNOM : .........................</w:t>
             </w:r>
           </w:p>
         </w:tc>

--- a/public/2026/seq05/FICHE_S5-A02_CroquisCote_4eme.docx
+++ b/public/2026/seq05/FICHE_S5-A02_CroquisCote_4eme.docx
@@ -738,19 +738,19 @@
             <w:pPr>
               <w:keepNext/>
               <w:keepLines/>
-              <w:spacing w:after="0"/>
-            </w:pPr>
-            <w:r>
-              <w:rPr>
-                <w:rFonts w:ascii="Arial" w:cs="Arial" w:eastAsia="Arial" w:hAnsi="Arial"/>
-                <w:b w:val="false"/>
-                <w:bCs w:val="false"/>
-                <w:i w:val="false"/>
-                <w:iCs w:val="false"/>
-                <w:sz w:val="24"/>
-                <w:szCs w:val="24"/>
-              </w:rPr>
-              <w:t xml:space="preserve">2 traits d'attache + 1 ligne de cote fléchée + la ..............</w:t>
+              <w:spacing w:after="230"/>
+            </w:pPr>
+            <w:r>
+              <w:rPr>
+                <w:rFonts w:ascii="Arial" w:cs="Arial" w:eastAsia="Arial" w:hAnsi="Arial"/>
+                <w:b w:val="false"/>
+                <w:bCs w:val="false"/>
+                <w:i w:val="false"/>
+                <w:iCs w:val="false"/>
+                <w:sz w:val="24"/>
+                <w:szCs w:val="24"/>
+              </w:rPr>
+              <w:t xml:space="preserve">2 traits d'attache + 1 ligne de cote fléchée + la ............................................................................</w:t>
             </w:r>
           </w:p>
         </w:tc>
@@ -1915,7 +1915,7 @@
     </w:tbl>
     <w:p>
       <w:pPr>
-        <w:spacing w:after="54" w:before="50"/>
+        <w:spacing w:after="230" w:before="50"/>
       </w:pPr>
       <w:r>
         <w:rPr>
@@ -1927,7 +1927,7 @@
           <w:sz w:val="24"/>
           <w:szCs w:val="24"/>
         </w:rPr>
-        <w:t xml:space="preserve">Je retiens la solution n° ...... car ....................................................................</w:t>
+        <w:t xml:space="preserve">Je retiens la solution n° ...... car ...................................................................................................</w:t>
       </w:r>
     </w:p>
     <w:tbl>

--- a/public/2026/seq05/FICHE_S5-A02_CroquisCote_4eme.docx
+++ b/public/2026/seq05/FICHE_S5-A02_CroquisCote_4eme.docx
@@ -345,6 +345,30 @@
         </w:tc>
       </w:tr>
     </w:tbl>
+    <w:p>
+      <w:pPr>
+        <w:keepNext/>
+        <w:spacing w:after="128"/>
+      </w:pPr>
+      <w:r>
+        <w:rPr>
+          <w:rFonts w:ascii="Arial" w:cs="Arial" w:eastAsia="Arial" w:hAnsi="Arial"/>
+          <w:sz w:val="24"/>
+          <w:szCs w:val="24"/>
+          <w:b/>
+          <w:bCs/>
+        </w:rPr>
+        <w:t xml:space="preserve">OBJECTIF — </w:t>
+      </w:r>
+      <w:r>
+        <w:rPr>
+          <w:rFonts w:ascii="Arial" w:cs="Arial" w:eastAsia="Arial" w:hAnsi="Arial"/>
+          <w:sz w:val="24"/>
+          <w:szCs w:val="24"/>
+        </w:rPr>
+        <w:t xml:space="preserve">Tu sauras faire un croquis coté en millimètres et choisir une solution avec ton CDC.</w:t>
+      </w:r>
+    </w:p>
     <w:p>
       <w:pPr>
         <w:keepNext/>
@@ -750,7 +774,7 @@
                 <w:sz w:val="24"/>
                 <w:szCs w:val="24"/>
               </w:rPr>
-              <w:t xml:space="preserve">2 traits d'attache + 1 ligne de cote fléchée + la ............................................................................</w:t>
+              <w:t xml:space="preserve">2 traits d'attache + 1 ligne de cote fléchée + la ....</w:t>
             </w:r>
           </w:p>
         </w:tc>

--- a/public/2026/seq05/FICHE_S5-A02_CroquisCote_4eme.docx
+++ b/public/2026/seq05/FICHE_S5-A02_CroquisCote_4eme.docx
@@ -453,6 +453,52 @@
         </w:tc>
       </w:tr>
     </w:tbl>
+    <w:p>
+      <w:pPr>
+        <w:keepNext/>
+        <w:pBdr>
+          <w:top w:val="single" w:sz="6" w:space="2" w:color="D9D9D9"/>
+          <w:left w:val="single" w:sz="6" w:space="2" w:color="D9D9D9"/>
+          <w:bottom w:val="single" w:sz="6" w:space="2" w:color="D9D9D9"/>
+          <w:right w:val="single" w:sz="6" w:space="2" w:color="D9D9D9"/>
+        </w:pBdr>
+        <w:shd w:val="clear" w:color="auto" w:fill="F2F2F2"/>
+        <w:spacing w:before="80" w:after="120"/>
+        <w:ind w:left="60" w:right="60"/>
+      </w:pPr>
+      <w:r>
+        <w:rPr>
+          <w:rFonts w:ascii="Arial" w:cs="Arial" w:eastAsia="Arial" w:hAnsi="Arial"/>
+          <w:b/>
+          <w:bCs/>
+          <w:sz w:val="24"/>
+          <w:szCs w:val="24"/>
+        </w:rPr>
+        <w:t xml:space="preserve">RESSOURCE 1 — Le dessin technique</w:t>
+      </w:r>
+      <w:r>
+        <w:rPr>
+          <w:rFonts w:ascii="Arial" w:cs="Arial" w:eastAsia="Arial" w:hAnsi="Arial"/>
+          <w:sz w:val="24"/>
+          <w:szCs w:val="24"/>
+        </w:rPr>
+        <w:t xml:space="preserve"> · Techno-Flash · rien à installer</w:t>
+      </w:r>
+      <w:r>
+        <w:rPr>
+          <w:rFonts w:ascii="Arial" w:cs="Arial" w:eastAsia="Arial" w:hAnsi="Arial"/>
+        </w:rPr>
+        <w:br/>
+      </w:r>
+      <w:r>
+        <w:rPr>
+          <w:rFonts w:ascii="Arial" w:cs="Arial" w:eastAsia="Arial" w:hAnsi="Arial"/>
+          <w:sz w:val="22"/>
+          <w:szCs w:val="22"/>
+        </w:rPr>
+        <w:t xml:space="preserve">→ techno-flash.com/animations/dessin_technique/dessin_technique.html</w:t>
+      </w:r>
+    </w:p>
     <w:p>
       <w:pPr>
         <w:keepNext/>
